--- a/documentation/dokumentace.docx
+++ b/documentation/dokumentace.docx
@@ -119,7 +119,7 @@
     </w:p>
     <w:p>
       <w:r>
-        <w:t>Desert Pulse Festival is a fictional three-day event in Solara Desert Park, Arizona, USA (17-19 April 2026). The programme combines concerts, DJ sets, talks, and workshops across four venues. The final data package includes 60 performers and 60 programme items, with a static website and API artifacts generated from XML data.</w:t>
+        <w:t>Desert Pulse Festival is a fictional three-day event held in Solara Desert Park, Arizona (17-19 April 2026). It combines concerts, DJ sets, artist talks, and workshops across four venues. For this project, we prepared a complete XML dataset (60 performers, 60 events), a static website, XSD validation, and API outputs created through XSLT.</w:t>
       </w:r>
     </w:p>
     <w:p>
@@ -345,7 +345,51 @@
           </w:tcPr>
           <w:p>
             <w:r>
-              <w:t>Metadata and Open Graph</w:t>
+              <w:t>Semantic HTML elements and hierarchy</w:t>
+            </w:r>
+          </w:p>
+        </w:tc>
+        <w:tc>
+          <w:tcPr>
+            <w:tcW w:type="dxa" w:w="4320"/>
+          </w:tcPr>
+          <w:p>
+            <w:r>
+              <w:t>all files in web/</w:t>
+            </w:r>
+          </w:p>
+        </w:tc>
+      </w:tr>
+      <w:tr>
+        <w:tc>
+          <w:tcPr>
+            <w:tcW w:type="dxa" w:w="4320"/>
+          </w:tcPr>
+          <w:p>
+            <w:r>
+              <w:t>Metadata (title, description)</w:t>
+            </w:r>
+          </w:p>
+        </w:tc>
+        <w:tc>
+          <w:tcPr>
+            <w:tcW w:type="dxa" w:w="4320"/>
+          </w:tcPr>
+          <w:p>
+            <w:r>
+              <w:t>all files in web/</w:t>
+            </w:r>
+          </w:p>
+        </w:tc>
+      </w:tr>
+      <w:tr>
+        <w:tc>
+          <w:tcPr>
+            <w:tcW w:type="dxa" w:w="4320"/>
+          </w:tcPr>
+          <w:p>
+            <w:r>
+              <w:t>Open Graph tags</w:t>
             </w:r>
           </w:p>
         </w:tc>
@@ -543,6 +587,28 @@
           </w:tcPr>
           <w:p>
             <w:r>
+              <w:t>Required endpoints</w:t>
+            </w:r>
+          </w:p>
+        </w:tc>
+        <w:tc>
+          <w:tcPr>
+            <w:tcW w:type="dxa" w:w="4320"/>
+          </w:tcPr>
+          <w:p>
+            <w:r>
+              <w:t>data/openapi.yaml</w:t>
+            </w:r>
+          </w:p>
+        </w:tc>
+      </w:tr>
+      <w:tr>
+        <w:tc>
+          <w:tcPr>
+            <w:tcW w:type="dxa" w:w="4320"/>
+          </w:tcPr>
+          <w:p>
+            <w:r>
               <w:t>Required /api/events filters</w:t>
             </w:r>
           </w:p>
@@ -624,7 +690,7 @@
         <w:pStyle w:val="ListNumber"/>
       </w:pPr>
       <w:r>
-        <w:t>Build complete XML data.</w:t>
+        <w:t>Build the XML dataset.</w:t>
       </w:r>
     </w:p>
     <w:p>
@@ -632,7 +698,7 @@
         <w:pStyle w:val="ListNumber"/>
       </w:pPr>
       <w:r>
-        <w:t>Validate structure and constraints using XSD.</w:t>
+        <w:t>Validate structure and restrictions with XSD.</w:t>
       </w:r>
     </w:p>
     <w:p>
@@ -640,7 +706,7 @@
         <w:pStyle w:val="ListNumber"/>
       </w:pPr>
       <w:r>
-        <w:t>Transform XML into JSON endpoint outputs via XSLT.</w:t>
+        <w:t>Generate JSON endpoint outputs through XSLT transformations.</w:t>
       </w:r>
     </w:p>
     <w:p>
@@ -648,7 +714,7 @@
         <w:pStyle w:val="ListNumber"/>
       </w:pPr>
       <w:r>
-        <w:t>Describe the API using OpenAPI 3.1 and JSON Schemas.</w:t>
+        <w:t>Document the REST API in OpenAPI 3.1 and map outputs to JSON Schemas.</w:t>
       </w:r>
     </w:p>
     <w:p>
@@ -656,7 +722,7 @@
         <w:pStyle w:val="ListNumber"/>
       </w:pPr>
       <w:r>
-        <w:t>Build a semantic static website aligned with API and data.</w:t>
+        <w:t>Build a semantic static website aligned with the same data model.</w:t>
       </w:r>
     </w:p>
     <w:p>
@@ -664,7 +730,7 @@
         <w:pStyle w:val="ListNumber"/>
       </w:pPr>
       <w:r>
-        <w:t>Document all requirement mappings and validation results.</w:t>
+        <w:t>Write documentation that maps every requirement to concrete files.</w:t>
       </w:r>
     </w:p>
     <w:p>
@@ -680,7 +746,7 @@
         <w:pStyle w:val="ListNumber"/>
       </w:pPr>
       <w:r>
-        <w:t>Drafted the festival concept in specification.md.</w:t>
+        <w:t>We drafted the concept in specification.md.</w:t>
       </w:r>
     </w:p>
     <w:p>
@@ -688,7 +754,7 @@
         <w:pStyle w:val="ListNumber"/>
       </w:pPr>
       <w:r>
-        <w:t>Expanded data/festival.xml to satisfy required minimum scope (3 days, 4 venues, 60 performers, 60 events).</w:t>
+        <w:t>We expanded data/festival.xml to meet the required scope (3 days, 4 venues, 60 performers, 60 events).</w:t>
       </w:r>
     </w:p>
     <w:p>
@@ -696,7 +762,7 @@
         <w:pStyle w:val="ListNumber"/>
       </w:pPr>
       <w:r>
-        <w:t>Added data/festival.xsd with explicit custom restrictions (pattern, enum, range) and comments marking them.</w:t>
+        <w:t>We prepared data/festival.xsd with explicit custom restrictions (pattern, enum, range) and comments.</w:t>
       </w:r>
     </w:p>
     <w:p>
@@ -704,7 +770,7 @@
         <w:pStyle w:val="ListNumber"/>
       </w:pPr>
       <w:r>
-        <w:t>Created and validated 7 XSLT transformations and corresponding 7 JSON outputs.</w:t>
+        <w:t>We implemented 7 XSLT files and validated the resulting 7 JSON outputs.</w:t>
       </w:r>
     </w:p>
     <w:p>
@@ -712,7 +778,7 @@
         <w:pStyle w:val="ListNumber"/>
       </w:pPr>
       <w:r>
-        <w:t>Created matching 7 JSON Schema files and linked them in OpenAPI.</w:t>
+        <w:t>We added 7 matching JSON Schema files.</w:t>
       </w:r>
     </w:p>
     <w:p>
@@ -720,7 +786,7 @@
         <w:pStyle w:val="ListNumber"/>
       </w:pPr>
       <w:r>
-        <w:t>Finalized data/openapi.yaml with required endpoints, parameters, and response codes (200/400/404).</w:t>
+        <w:t>We completed data/openapi.yaml with all required endpoints, parameters, and 200/400/404 responses.</w:t>
       </w:r>
     </w:p>
     <w:p>
@@ -728,7 +794,7 @@
         <w:pStyle w:val="ListNumber"/>
       </w:pPr>
       <w:r>
-        <w:t>Updated web pages for semantic tags, metadata, Open Graph, JSON-LD, and API linkage.</w:t>
+        <w:t>We refined website pages for semantic structure, metadata, Open Graph tags, and JSON-LD.</w:t>
       </w:r>
     </w:p>
     <w:p>
@@ -736,12 +802,12 @@
         <w:pStyle w:val="ListNumber"/>
       </w:pPr>
       <w:r>
-        <w:t>Normalized project structure to keep one authoritative data/API source under data/.</w:t>
+        <w:t>We cleaned the repository layout so the submission points to one canonical API/data source under data/.</w:t>
       </w:r>
     </w:p>
     <w:p>
       <w:r>
-        <w:t>Justification for updates to festival.xml: the XML was expanded and aligned to fully satisfy assignment minimums and to guarantee consistency with transformation outputs and OpenAPI endpoint examples.</w:t>
+        <w:t>Justification for updates to festival.xml: the file was expanded and aligned so that all mandatory minimum counts are met and all API transformation outputs stay consistent with the source data.</w:t>
       </w:r>
     </w:p>
     <w:p>
@@ -757,7 +823,7 @@
         <w:pStyle w:val="ListBullet"/>
       </w:pPr>
       <w:r>
-        <w:t>Python 3.13.5 - data generation/validation checks.</w:t>
+        <w:t>Python 3.13.5 - validation checks and document generation scripts.</w:t>
       </w:r>
     </w:p>
     <w:p>
@@ -765,7 +831,7 @@
         <w:pStyle w:val="ListBullet"/>
       </w:pPr>
       <w:r>
-        <w:t>python-docx 1.2.0 - generation of final dokumentace.docx.</w:t>
+        <w:t>python-docx 1.2.0 - generation of dokumentace.docx.</w:t>
       </w:r>
     </w:p>
     <w:p>
@@ -773,7 +839,7 @@
         <w:pStyle w:val="ListBullet"/>
       </w:pPr>
       <w:r>
-        <w:t>Cursor IDE - editing and project integration.</w:t>
+        <w:t>Cursor IDE - editing and file management.</w:t>
       </w:r>
     </w:p>
     <w:p>
@@ -781,7 +847,7 @@
         <w:pStyle w:val="ListBullet"/>
       </w:pPr>
       <w:r>
-        <w:t>Browser developer tools - static page checks.</w:t>
+        <w:t>Browser developer tools - static HTML review.</w:t>
       </w:r>
     </w:p>
     <w:p>
@@ -805,7 +871,7 @@
         <w:pStyle w:val="ListBullet"/>
       </w:pPr>
       <w:r>
-        <w:t>Build an XSD schema with explicit pattern, enum, and range restrictions.</w:t>
+        <w:t>Build an XSD schema with pattern, enum, and range restrictions.</w:t>
       </w:r>
     </w:p>
     <w:p>
@@ -813,7 +879,7 @@
         <w:pStyle w:val="ListBullet"/>
       </w:pPr>
       <w:r>
-        <w:t>Generate XSLT files producing JSON responses for required GET endpoints.</w:t>
+        <w:t>Generate XSLT files that transform festival XML data into JSON API responses.</w:t>
       </w:r>
     </w:p>
     <w:p>
@@ -821,7 +887,7 @@
         <w:pStyle w:val="ListBullet"/>
       </w:pPr>
       <w:r>
-        <w:t>Write OpenAPI 3.1 specification with 200/400/404 responses and linked schemas.</w:t>
+        <w:t>Write OpenAPI 3.1 YAML with required GET endpoints, filters, and response codes.</w:t>
       </w:r>
     </w:p>
     <w:p>
@@ -829,7 +895,7 @@
         <w:pStyle w:val="ListBullet"/>
       </w:pPr>
       <w:r>
-        <w:t>Improve semantic HTML pages to satisfy mandatory element and metadata requirements.</w:t>
+        <w:t>Review HTML pages for semantic tags, metadata, and JSON-LD requirements.</w:t>
       </w:r>
     </w:p>
     <w:p>
@@ -842,7 +908,7 @@
     </w:p>
     <w:p>
       <w:r>
-        <w:t>AI accelerated repetitive data drafting and first-pass schema generation, which reduced routine effort. Generated outputs still required strict manual verification for ID consistency, schema alignment, endpoint references, and grading-template compliance. The strongest workflow was AI-assisted drafting followed by human validation and correction. Responsibility for correctness, originality, and final submission quality remains with the student team.</w:t>
+        <w:t>AI helped us speed up repetitive drafting tasks, especially in structured data and first-pass schema creation. The biggest limitation was that generated text and data often looked correct at first glance but still needed manual checking. We had to verify IDs, endpoint references, schema alignment, and wording quality ourselves. The useful approach was to treat AI as a draft assistant and keep final decisions and quality control in our hands.</w:t>
       </w:r>
     </w:p>
     <w:sectPr>

--- a/documentation/dokumentace.docx
+++ b/documentation/dokumentace.docx
@@ -4,130 +4,23 @@
   <w:body>
     <w:p>
       <w:pPr>
-        <w:pStyle w:val="Title"/>
+        <w:pStyle w:val="Heading1"/>
       </w:pPr>
       <w:r>
-        <w:t>Desert Pulse Festival - Project Documentation</w:t>
+        <w:t>Desert Pulse Festival - Requirements Checklist</w:t>
       </w:r>
     </w:p>
     <w:p>
       <w:r>
-        <w:t>Course: Markup Languages</w:t>
-      </w:r>
-    </w:p>
-    <w:p>
-      <w:r>
-        <w:t>Academic year: 2025-2026</w:t>
-      </w:r>
-    </w:p>
-    <w:p>
-      <w:r>
-        <w:t>Project theme: Festival (fictional)</w:t>
-      </w:r>
-    </w:p>
-    <w:p>
-      <w:r>
-        <w:t>Project title: Desert Pulse Festival</w:t>
-      </w:r>
-    </w:p>
-    <w:p>
-      <w:r>
-        <w:t>Group members: Add names before submission</w:t>
-      </w:r>
-    </w:p>
-    <w:p>
-      <w:r>
-        <w:t>Submission date: 2026-05-05</w:t>
-      </w:r>
-    </w:p>
-    <w:p>
-      <w:r>
-        <w:br w:type="page"/>
+        <w:t>This document contains only assignment requirements and where each requirement is fulfilled in the repository.</w:t>
       </w:r>
     </w:p>
     <w:p>
       <w:pPr>
-        <w:pStyle w:val="Heading1"/>
+        <w:pStyle w:val="Heading2"/>
       </w:pPr>
       <w:r>
-        <w:t>Table of contents</w:t>
-      </w:r>
-    </w:p>
-    <w:p>
-      <w:pPr>
-        <w:pStyle w:val="ListNumber"/>
-      </w:pPr>
-      <w:r>
-        <w:t>Brief description of the festival</w:t>
-      </w:r>
-    </w:p>
-    <w:p>
-      <w:pPr>
-        <w:pStyle w:val="ListNumber"/>
-      </w:pPr>
-      <w:r>
-        <w:t>List of all requirements and where they are addressed</w:t>
-      </w:r>
-    </w:p>
-    <w:p>
-      <w:pPr>
-        <w:pStyle w:val="ListNumber"/>
-      </w:pPr>
-      <w:r>
-        <w:t>Project methodology</w:t>
-      </w:r>
-    </w:p>
-    <w:p>
-      <w:pPr>
-        <w:pStyle w:val="ListNumber"/>
-      </w:pPr>
-      <w:r>
-        <w:t>Development process</w:t>
-      </w:r>
-    </w:p>
-    <w:p>
-      <w:pPr>
-        <w:pStyle w:val="ListNumber"/>
-      </w:pPr>
-      <w:r>
-        <w:t>Tools used (with versions)</w:t>
-      </w:r>
-    </w:p>
-    <w:p>
-      <w:pPr>
-        <w:pStyle w:val="ListNumber"/>
-      </w:pPr>
-      <w:r>
-        <w:t>Examples of key prompts</w:t>
-      </w:r>
-    </w:p>
-    <w:p>
-      <w:pPr>
-        <w:pStyle w:val="ListNumber"/>
-      </w:pPr>
-      <w:r>
-        <w:t>Critical evaluation of AI usage</w:t>
-      </w:r>
-    </w:p>
-    <w:p>
-      <w:pPr>
-        <w:pStyle w:val="Heading1"/>
-      </w:pPr>
-      <w:r>
-        <w:t>1. Brief description of the festival</w:t>
-      </w:r>
-    </w:p>
-    <w:p>
-      <w:r>
-        <w:t>Desert Pulse Festival is a fictional three-day event held in Solara Desert Park, Arizona (17-19 April 2026). It combines concerts, DJ sets, artist talks, and workshops across four venues. For this project, we prepared a complete XML dataset (60 performers, 60 events), a static website, XSD validation, and API outputs created through XSLT.</w:t>
-      </w:r>
-    </w:p>
-    <w:p>
-      <w:pPr>
-        <w:pStyle w:val="Heading1"/>
-      </w:pPr>
-      <w:r>
-        <w:t>2. List of all requirements and where they are addressed</w:t>
+        <w:t>Context package (20 points)</w:t>
       </w:r>
     </w:p>
     <w:tbl>
@@ -157,7 +50,7 @@
           </w:tcPr>
           <w:p>
             <w:r>
-              <w:t>Location where addressed</w:t>
+              <w:t>Evidence location</w:t>
             </w:r>
           </w:p>
         </w:tc>
@@ -169,7 +62,7 @@
           </w:tcPr>
           <w:p>
             <w:r>
-              <w:t>Festival concept specification in Markdown</w:t>
+              <w:t>Festival concept specification in Markdown (identity, audience, character, website structure)</w:t>
             </w:r>
           </w:p>
         </w:tc>
@@ -179,7 +72,7 @@
           </w:tcPr>
           <w:p>
             <w:r>
-              <w:t>specification.md</w:t>
+              <w:t>`specification.md`</w:t>
             </w:r>
           </w:p>
         </w:tc>
@@ -191,7 +84,7 @@
           </w:tcPr>
           <w:p>
             <w:r>
-              <w:t>Festival XML data file</w:t>
+              <w:t>Festival XML data file submitted</w:t>
             </w:r>
           </w:p>
         </w:tc>
@@ -201,7 +94,7 @@
           </w:tcPr>
           <w:p>
             <w:r>
-              <w:t>data/festival.xml</w:t>
+              <w:t>`data/festival.xml`</w:t>
             </w:r>
           </w:p>
         </w:tc>
@@ -213,7 +106,7 @@
           </w:tcPr>
           <w:p>
             <w:r>
-              <w:t>Well-formed XML</w:t>
+              <w:t>XML is well-formed</w:t>
             </w:r>
           </w:p>
         </w:tc>
@@ -223,7 +116,7 @@
           </w:tcPr>
           <w:p>
             <w:r>
-              <w:t>data/festival.xml</w:t>
+              <w:t>`data/festival.xml`</w:t>
             </w:r>
           </w:p>
         </w:tc>
@@ -235,7 +128,7 @@
           </w:tcPr>
           <w:p>
             <w:r>
-              <w:t>Minimum 3 days</w:t>
+              <w:t>Minimum 3 festival days</w:t>
             </w:r>
           </w:p>
         </w:tc>
@@ -245,7 +138,7 @@
           </w:tcPr>
           <w:p>
             <w:r>
-              <w:t>data/festival.xml (info/startDate, info/endDate)</w:t>
+              <w:t>`data/festival.xml` (`&lt;startDate&gt;2026-04-17&lt;/startDate&gt;`, `&lt;endDate&gt;2026-04-19&lt;/endDate&gt;`)</w:t>
             </w:r>
           </w:p>
         </w:tc>
@@ -267,7 +160,7 @@
           </w:tcPr>
           <w:p>
             <w:r>
-              <w:t>data/festival.xml (venues/venue, 4 total)</w:t>
+              <w:t>`data/festival.xml` (`&lt;venues&gt;&lt;venue .../&gt;&lt;/venues&gt;`, 4 venues total)</w:t>
             </w:r>
           </w:p>
         </w:tc>
@@ -289,7 +182,7 @@
           </w:tcPr>
           <w:p>
             <w:r>
-              <w:t>data/festival.xml (performers/performer, 60 total)</w:t>
+              <w:t>`data/festival.xml` (`&lt;performers&gt;&lt;performer .../&gt;&lt;/performers&gt;`, 60 performers total)</w:t>
             </w:r>
           </w:p>
         </w:tc>
@@ -301,7 +194,7 @@
           </w:tcPr>
           <w:p>
             <w:r>
-              <w:t>Minimum 60 programme events</w:t>
+              <w:t>Minimum 60 programme items (events)</w:t>
             </w:r>
           </w:p>
         </w:tc>
@@ -311,7 +204,7 @@
           </w:tcPr>
           <w:p>
             <w:r>
-              <w:t>data/festival.xml (programme/event, 60 total)</w:t>
+              <w:t>`data/festival.xml` (`&lt;programme&gt;&lt;event .../&gt;&lt;/programme&gt;`, 60 events total)</w:t>
             </w:r>
           </w:p>
         </w:tc>
@@ -323,7 +216,7 @@
           </w:tcPr>
           <w:p>
             <w:r>
-              <w:t>Mandatory HTML pages</w:t>
+              <w:t>Required entities present: festival, venues/stages, performers, programme items</w:t>
             </w:r>
           </w:p>
         </w:tc>
@@ -333,7 +226,48 @@
           </w:tcPr>
           <w:p>
             <w:r>
-              <w:t>web/index.html, web/programme.html, web/performers.html, web/info.html</w:t>
+              <w:t>`data/festival.xml`</w:t>
+            </w:r>
+          </w:p>
+        </w:tc>
+      </w:tr>
+    </w:tbl>
+    <w:p>
+      <w:pPr>
+        <w:pStyle w:val="Heading2"/>
+      </w:pPr>
+      <w:r>
+        <w:t>HTML, CSS part (20 points)</w:t>
+      </w:r>
+    </w:p>
+    <w:tbl>
+      <w:tblPr>
+        <w:tblStyle w:val="TableGrid"/>
+        <w:tblW w:type="auto" w:w="0"/>
+        <w:tblLook w:firstColumn="1" w:firstRow="1" w:lastColumn="0" w:lastRow="0" w:noHBand="0" w:noVBand="1" w:val="04A0"/>
+      </w:tblPr>
+      <w:tblGrid>
+        <w:gridCol w:w="4320"/>
+        <w:gridCol w:w="4320"/>
+      </w:tblGrid>
+      <w:tr>
+        <w:tc>
+          <w:tcPr>
+            <w:tcW w:type="dxa" w:w="4320"/>
+          </w:tcPr>
+          <w:p>
+            <w:r>
+              <w:t>Requirement</w:t>
+            </w:r>
+          </w:p>
+        </w:tc>
+        <w:tc>
+          <w:tcPr>
+            <w:tcW w:type="dxa" w:w="4320"/>
+          </w:tcPr>
+          <w:p>
+            <w:r>
+              <w:t>Evidence location</w:t>
             </w:r>
           </w:p>
         </w:tc>
@@ -345,7 +279,7 @@
           </w:tcPr>
           <w:p>
             <w:r>
-              <w:t>Semantic HTML elements and hierarchy</w:t>
+              <w:t>Home page (landing/about)</w:t>
             </w:r>
           </w:p>
         </w:tc>
@@ -355,7 +289,7 @@
           </w:tcPr>
           <w:p>
             <w:r>
-              <w:t>all files in web/</w:t>
+              <w:t>`web/index.html`</w:t>
             </w:r>
           </w:p>
         </w:tc>
@@ -367,7 +301,7 @@
           </w:tcPr>
           <w:p>
             <w:r>
-              <w:t>Metadata (title, description)</w:t>
+              <w:t>Programme page</w:t>
             </w:r>
           </w:p>
         </w:tc>
@@ -377,7 +311,7 @@
           </w:tcPr>
           <w:p>
             <w:r>
-              <w:t>all files in web/</w:t>
+              <w:t>`web/programme.html`</w:t>
             </w:r>
           </w:p>
         </w:tc>
@@ -389,7 +323,7 @@
           </w:tcPr>
           <w:p>
             <w:r>
-              <w:t>Open Graph tags</w:t>
+              <w:t>Performers page (list + detail blocks)</w:t>
             </w:r>
           </w:p>
         </w:tc>
@@ -399,7 +333,7 @@
           </w:tcPr>
           <w:p>
             <w:r>
-              <w:t>all files in web/</w:t>
+              <w:t>`web/performers.html`</w:t>
             </w:r>
           </w:p>
         </w:tc>
@@ -411,7 +345,7 @@
           </w:tcPr>
           <w:p>
             <w:r>
-              <w:t>JSON-LD for festival/events</w:t>
+              <w:t>Practical information page</w:t>
             </w:r>
           </w:p>
         </w:tc>
@@ -421,7 +355,7 @@
           </w:tcPr>
           <w:p>
             <w:r>
-              <w:t>web/index.html, web/programme.html</w:t>
+              <w:t>`web/info.html`</w:t>
             </w:r>
           </w:p>
         </w:tc>
@@ -433,7 +367,7 @@
           </w:tcPr>
           <w:p>
             <w:r>
-              <w:t>One external CSS file, 50-100 lines</w:t>
+              <w:t>Semantic HTML structure and heading hierarchy</w:t>
             </w:r>
           </w:p>
         </w:tc>
@@ -443,7 +377,246 @@
           </w:tcPr>
           <w:p>
             <w:r>
-              <w:t>web/style.css</w:t>
+              <w:t>`web/index.html`, `web/programme.html`, `web/performers.html`, `web/info.html`</w:t>
+            </w:r>
+          </w:p>
+        </w:tc>
+      </w:tr>
+      <w:tr>
+        <w:tc>
+          <w:tcPr>
+            <w:tcW w:type="dxa" w:w="4320"/>
+          </w:tcPr>
+          <w:p>
+            <w:r>
+              <w:t>Required semantic elements (`head`, `meta`, `title`, `header`, `section`, `article`, `aside`, `time`, `address`, `footer`, `p`, `ul`/`ol`, `li`, `a`, `img`, `h1`, `h2`, `h3`)</w:t>
+            </w:r>
+          </w:p>
+        </w:tc>
+        <w:tc>
+          <w:tcPr>
+            <w:tcW w:type="dxa" w:w="4320"/>
+          </w:tcPr>
+          <w:p>
+            <w:r>
+              <w:t>`web/index.html`, `web/programme.html`, `web/performers.html`, `web/info.html`</w:t>
+            </w:r>
+          </w:p>
+        </w:tc>
+      </w:tr>
+      <w:tr>
+        <w:tc>
+          <w:tcPr>
+            <w:tcW w:type="dxa" w:w="4320"/>
+          </w:tcPr>
+          <w:p>
+            <w:r>
+              <w:t>Metadata (`title`, `meta name="description"`)</w:t>
+            </w:r>
+          </w:p>
+        </w:tc>
+        <w:tc>
+          <w:tcPr>
+            <w:tcW w:type="dxa" w:w="4320"/>
+          </w:tcPr>
+          <w:p>
+            <w:r>
+              <w:t>`web/index.html`, `web/programme.html`, `web/performers.html`, `web/info.html`</w:t>
+            </w:r>
+          </w:p>
+        </w:tc>
+      </w:tr>
+      <w:tr>
+        <w:tc>
+          <w:tcPr>
+            <w:tcW w:type="dxa" w:w="4320"/>
+          </w:tcPr>
+          <w:p>
+            <w:r>
+              <w:t>Open Graph minimum (`og:title`, `og:description`, `og:image`)</w:t>
+            </w:r>
+          </w:p>
+        </w:tc>
+        <w:tc>
+          <w:tcPr>
+            <w:tcW w:type="dxa" w:w="4320"/>
+          </w:tcPr>
+          <w:p>
+            <w:r>
+              <w:t>`web/index.html`, `web/programme.html`, `web/performers.html`, `web/info.html`</w:t>
+            </w:r>
+          </w:p>
+        </w:tc>
+      </w:tr>
+      <w:tr>
+        <w:tc>
+          <w:tcPr>
+            <w:tcW w:type="dxa" w:w="4320"/>
+          </w:tcPr>
+          <w:p>
+            <w:r>
+              <w:t>Microdata or JSON-LD for festival and events</w:t>
+            </w:r>
+          </w:p>
+        </w:tc>
+        <w:tc>
+          <w:tcPr>
+            <w:tcW w:type="dxa" w:w="4320"/>
+          </w:tcPr>
+          <w:p>
+            <w:r>
+              <w:t>`web/index.html`, `web/programme.html`</w:t>
+            </w:r>
+          </w:p>
+        </w:tc>
+      </w:tr>
+      <w:tr>
+        <w:tc>
+          <w:tcPr>
+            <w:tcW w:type="dxa" w:w="4320"/>
+          </w:tcPr>
+          <w:p>
+            <w:r>
+              <w:t>API linkage in website content (corresponds to API endpoints)</w:t>
+            </w:r>
+          </w:p>
+        </w:tc>
+        <w:tc>
+          <w:tcPr>
+            <w:tcW w:type="dxa" w:w="4320"/>
+          </w:tcPr>
+          <w:p>
+            <w:r>
+              <w:t>`web/programme.html`, `web/performers.html`</w:t>
+            </w:r>
+          </w:p>
+        </w:tc>
+      </w:tr>
+      <w:tr>
+        <w:tc>
+          <w:tcPr>
+            <w:tcW w:type="dxa" w:w="4320"/>
+          </w:tcPr>
+          <w:p>
+            <w:r>
+              <w:t>One external CSS file, no frameworks/libraries</w:t>
+            </w:r>
+          </w:p>
+        </w:tc>
+        <w:tc>
+          <w:tcPr>
+            <w:tcW w:type="dxa" w:w="4320"/>
+          </w:tcPr>
+          <w:p>
+            <w:r>
+              <w:t>`web/style.css`</w:t>
+            </w:r>
+          </w:p>
+        </w:tc>
+      </w:tr>
+      <w:tr>
+        <w:tc>
+          <w:tcPr>
+            <w:tcW w:type="dxa" w:w="4320"/>
+          </w:tcPr>
+          <w:p>
+            <w:r>
+              <w:t>CSS line count between 50 and 100 lines</w:t>
+            </w:r>
+          </w:p>
+        </w:tc>
+        <w:tc>
+          <w:tcPr>
+            <w:tcW w:type="dxa" w:w="4320"/>
+          </w:tcPr>
+          <w:p>
+            <w:r>
+              <w:t>`web/style.css`</w:t>
+            </w:r>
+          </w:p>
+        </w:tc>
+      </w:tr>
+      <w:tr>
+        <w:tc>
+          <w:tcPr>
+            <w:tcW w:type="dxa" w:w="4320"/>
+          </w:tcPr>
+          <w:p>
+            <w:r>
+              <w:t>CSS baseline styling (colours, fonts, backgrounds, section separation)</w:t>
+            </w:r>
+          </w:p>
+        </w:tc>
+        <w:tc>
+          <w:tcPr>
+            <w:tcW w:type="dxa" w:w="4320"/>
+          </w:tcPr>
+          <w:p>
+            <w:r>
+              <w:t>`web/style.css`</w:t>
+            </w:r>
+          </w:p>
+        </w:tc>
+      </w:tr>
+    </w:tbl>
+    <w:p>
+      <w:pPr>
+        <w:pStyle w:val="Heading2"/>
+      </w:pPr>
+      <w:r>
+        <w:t>Data model and API (20 points)</w:t>
+      </w:r>
+    </w:p>
+    <w:tbl>
+      <w:tblPr>
+        <w:tblStyle w:val="TableGrid"/>
+        <w:tblW w:type="auto" w:w="0"/>
+        <w:tblLook w:firstColumn="1" w:firstRow="1" w:lastColumn="0" w:lastRow="0" w:noHBand="0" w:noVBand="1" w:val="04A0"/>
+      </w:tblPr>
+      <w:tblGrid>
+        <w:gridCol w:w="4320"/>
+        <w:gridCol w:w="4320"/>
+      </w:tblGrid>
+      <w:tr>
+        <w:tc>
+          <w:tcPr>
+            <w:tcW w:type="dxa" w:w="4320"/>
+          </w:tcPr>
+          <w:p>
+            <w:r>
+              <w:t>Requirement</w:t>
+            </w:r>
+          </w:p>
+        </w:tc>
+        <w:tc>
+          <w:tcPr>
+            <w:tcW w:type="dxa" w:w="4320"/>
+          </w:tcPr>
+          <w:p>
+            <w:r>
+              <w:t>Evidence location</w:t>
+            </w:r>
+          </w:p>
+        </w:tc>
+      </w:tr>
+      <w:tr>
+        <w:tc>
+          <w:tcPr>
+            <w:tcW w:type="dxa" w:w="4320"/>
+          </w:tcPr>
+          <w:p>
+            <w:r>
+              <w:t>XML data source</w:t>
+            </w:r>
+          </w:p>
+        </w:tc>
+        <w:tc>
+          <w:tcPr>
+            <w:tcW w:type="dxa" w:w="4320"/>
+          </w:tcPr>
+          <w:p>
+            <w:r>
+              <w:t>`data/festival.xml`</w:t>
             </w:r>
           </w:p>
         </w:tc>
@@ -465,7 +638,7 @@
           </w:tcPr>
           <w:p>
             <w:r>
-              <w:t>data/festival.xsd</w:t>
+              <w:t>`data/festival.xsd`</w:t>
             </w:r>
           </w:p>
         </w:tc>
@@ -477,7 +650,7 @@
           </w:tcPr>
           <w:p>
             <w:r>
-              <w:t>Custom XSD restrictions with comments</w:t>
+              <w:t>Custom XSD restrictions (pattern/enum/range) with comments</w:t>
             </w:r>
           </w:p>
         </w:tc>
@@ -487,7 +660,7 @@
           </w:tcPr>
           <w:p>
             <w:r>
-              <w:t>data/festival.xsd</w:t>
+              <w:t>`data/festival.xsd` (`CUSTOM RESTRICTION` comments)</w:t>
             </w:r>
           </w:p>
         </w:tc>
@@ -499,7 +672,7 @@
           </w:tcPr>
           <w:p>
             <w:r>
-              <w:t>7 XSLT transformations</w:t>
+              <w:t>7 XML -&gt; XSLT -&gt; JSON transformations (executable)</w:t>
             </w:r>
           </w:p>
         </w:tc>
@@ -509,7 +682,7 @@
           </w:tcPr>
           <w:p>
             <w:r>
-              <w:t>data/API/transformation/</w:t>
+              <w:t>`data/API/transformation/festival.xslt`, `data/API/transformation/venues.xslt`, `data/API/transformation/venue-detail.xslt`, `data/API/transformation/performers.xslt`, `data/API/transformation/performer-detail.xslt`, `data/API/transformation/events.xslt`, `data/API/transformation/event-detail.xslt`</w:t>
             </w:r>
           </w:p>
         </w:tc>
@@ -521,7 +694,7 @@
           </w:tcPr>
           <w:p>
             <w:r>
-              <w:t>7 JSON outputs</w:t>
+              <w:t>7 JSON outputs (API response targets)</w:t>
             </w:r>
           </w:p>
         </w:tc>
@@ -531,7 +704,7 @@
           </w:tcPr>
           <w:p>
             <w:r>
-              <w:t>data/API/json/</w:t>
+              <w:t>`data/API/json/festival.json`, `data/API/json/venues.json`, `data/API/json/venue-v1.json`, `data/API/json/performers.json`, `data/API/json/performer-p1.json`, `data/API/json/events.json`, `data/API/json/event-e1.json`</w:t>
             </w:r>
           </w:p>
         </w:tc>
@@ -543,7 +716,7 @@
           </w:tcPr>
           <w:p>
             <w:r>
-              <w:t>7 JSON Schemas</w:t>
+              <w:t>7 JSON Schemas linked to outputs</w:t>
             </w:r>
           </w:p>
         </w:tc>
@@ -553,7 +726,7 @@
           </w:tcPr>
           <w:p>
             <w:r>
-              <w:t>data/API/json-schema/</w:t>
+              <w:t>`data/API/json-schema/festival.schema.json`, `data/API/json-schema/venues.schema.json`, `data/API/json-schema/venue-detail.schema.json`, `data/API/json-schema/performers.schema.json`, `data/API/json-schema/performer-detail.schema.json`, `data/API/json-schema/events.schema.json`, `data/API/json-schema/event-detail.schema.json`</w:t>
             </w:r>
           </w:p>
         </w:tc>
@@ -565,7 +738,7 @@
           </w:tcPr>
           <w:p>
             <w:r>
-              <w:t>OpenAPI 3.1 specification</w:t>
+              <w:t>OpenAPI specification (3.1+) with `info`, `servers`, `paths`</w:t>
             </w:r>
           </w:p>
         </w:tc>
@@ -575,7 +748,7 @@
           </w:tcPr>
           <w:p>
             <w:r>
-              <w:t>data/openapi.yaml</w:t>
+              <w:t>`data/openapi.yaml`</w:t>
             </w:r>
           </w:p>
         </w:tc>
@@ -587,7 +760,7 @@
           </w:tcPr>
           <w:p>
             <w:r>
-              <w:t>Required endpoints</w:t>
+              <w:t>GET `/api/festival` equivalent endpoint</w:t>
             </w:r>
           </w:p>
         </w:tc>
@@ -597,7 +770,7 @@
           </w:tcPr>
           <w:p>
             <w:r>
-              <w:t>data/openapi.yaml</w:t>
+              <w:t>`data/openapi.yaml` (`/data/API/json/festival.json`)</w:t>
             </w:r>
           </w:p>
         </w:tc>
@@ -609,7 +782,7 @@
           </w:tcPr>
           <w:p>
             <w:r>
-              <w:t>Required /api/events filters</w:t>
+              <w:t>GET `/api/venues` equivalent endpoint</w:t>
             </w:r>
           </w:p>
         </w:tc>
@@ -619,7 +792,7 @@
           </w:tcPr>
           <w:p>
             <w:r>
-              <w:t>data/openapi.yaml (day, venueId, performerId)</w:t>
+              <w:t>`data/openapi.yaml` (`/data/API/json/venues.json`)</w:t>
             </w:r>
           </w:p>
         </w:tc>
@@ -631,7 +804,7 @@
           </w:tcPr>
           <w:p>
             <w:r>
-              <w:t>Pagination on list endpoints</w:t>
+              <w:t>GET `/api/venues/{id}` equivalent endpoint</w:t>
             </w:r>
           </w:p>
         </w:tc>
@@ -641,7 +814,7 @@
           </w:tcPr>
           <w:p>
             <w:r>
-              <w:t>data/openapi.yaml (/api/performers, /api/events)</w:t>
+              <w:t>`data/openapi.yaml` (`/data/API/json/venue-{id}.json`)</w:t>
             </w:r>
           </w:p>
         </w:tc>
@@ -653,7 +826,7 @@
           </w:tcPr>
           <w:p>
             <w:r>
-              <w:t>Update justification for data changes</w:t>
+              <w:t>GET `/api/performers` equivalent endpoint</w:t>
             </w:r>
           </w:p>
         </w:tc>
@@ -663,7 +836,183 @@
           </w:tcPr>
           <w:p>
             <w:r>
-              <w:t>Section 4 in this document</w:t>
+              <w:t>`data/openapi.yaml` (`/data/API/json/performers.json`)</w:t>
+            </w:r>
+          </w:p>
+        </w:tc>
+      </w:tr>
+      <w:tr>
+        <w:tc>
+          <w:tcPr>
+            <w:tcW w:type="dxa" w:w="4320"/>
+          </w:tcPr>
+          <w:p>
+            <w:r>
+              <w:t>GET `/api/performers/{id}` equivalent endpoint</w:t>
+            </w:r>
+          </w:p>
+        </w:tc>
+        <w:tc>
+          <w:tcPr>
+            <w:tcW w:type="dxa" w:w="4320"/>
+          </w:tcPr>
+          <w:p>
+            <w:r>
+              <w:t>`data/openapi.yaml` (`/data/API/json/performer-{id}.json`)</w:t>
+            </w:r>
+          </w:p>
+        </w:tc>
+      </w:tr>
+      <w:tr>
+        <w:tc>
+          <w:tcPr>
+            <w:tcW w:type="dxa" w:w="4320"/>
+          </w:tcPr>
+          <w:p>
+            <w:r>
+              <w:t>GET `/api/events` equivalent endpoint</w:t>
+            </w:r>
+          </w:p>
+        </w:tc>
+        <w:tc>
+          <w:tcPr>
+            <w:tcW w:type="dxa" w:w="4320"/>
+          </w:tcPr>
+          <w:p>
+            <w:r>
+              <w:t>`data/openapi.yaml` (`/data/API/json/events.json`)</w:t>
+            </w:r>
+          </w:p>
+        </w:tc>
+      </w:tr>
+      <w:tr>
+        <w:tc>
+          <w:tcPr>
+            <w:tcW w:type="dxa" w:w="4320"/>
+          </w:tcPr>
+          <w:p>
+            <w:r>
+              <w:t>GET `/api/events/{id}` equivalent endpoint</w:t>
+            </w:r>
+          </w:p>
+        </w:tc>
+        <w:tc>
+          <w:tcPr>
+            <w:tcW w:type="dxa" w:w="4320"/>
+          </w:tcPr>
+          <w:p>
+            <w:r>
+              <w:t>`data/openapi.yaml` (`/data/API/json/event-{id}.json`)</w:t>
+            </w:r>
+          </w:p>
+        </w:tc>
+      </w:tr>
+      <w:tr>
+        <w:tc>
+          <w:tcPr>
+            <w:tcW w:type="dxa" w:w="4320"/>
+          </w:tcPr>
+          <w:p>
+            <w:r>
+              <w:t>Path/query parameters documented</w:t>
+            </w:r>
+          </w:p>
+        </w:tc>
+        <w:tc>
+          <w:tcPr>
+            <w:tcW w:type="dxa" w:w="4320"/>
+          </w:tcPr>
+          <w:p>
+            <w:r>
+              <w:t>`data/openapi.yaml`</w:t>
+            </w:r>
+          </w:p>
+        </w:tc>
+      </w:tr>
+      <w:tr>
+        <w:tc>
+          <w:tcPr>
+            <w:tcW w:type="dxa" w:w="4320"/>
+          </w:tcPr>
+          <w:p>
+            <w:r>
+              <w:t>Response status codes include minimum `200`, `400`, `404` per endpoint definition</w:t>
+            </w:r>
+          </w:p>
+        </w:tc>
+        <w:tc>
+          <w:tcPr>
+            <w:tcW w:type="dxa" w:w="4320"/>
+          </w:tcPr>
+          <w:p>
+            <w:r>
+              <w:t>`data/openapi.yaml`</w:t>
+            </w:r>
+          </w:p>
+        </w:tc>
+      </w:tr>
+      <w:tr>
+        <w:tc>
+          <w:tcPr>
+            <w:tcW w:type="dxa" w:w="4320"/>
+          </w:tcPr>
+          <w:p>
+            <w:r>
+              <w:t>`/api/events` has at least 2 filters (`day`, `venueId`, `performerId`)</w:t>
+            </w:r>
+          </w:p>
+        </w:tc>
+        <w:tc>
+          <w:tcPr>
+            <w:tcW w:type="dxa" w:w="4320"/>
+          </w:tcPr>
+          <w:p>
+            <w:r>
+              <w:t>`data/openapi.yaml` (`/data/API/json/events.json` parameters)</w:t>
+            </w:r>
+          </w:p>
+        </w:tc>
+      </w:tr>
+      <w:tr>
+        <w:tc>
+          <w:tcPr>
+            <w:tcW w:type="dxa" w:w="4320"/>
+          </w:tcPr>
+          <w:p>
+            <w:r>
+              <w:t>Pagination on list endpoint (`page`, `pageSize`)</w:t>
+            </w:r>
+          </w:p>
+        </w:tc>
+        <w:tc>
+          <w:tcPr>
+            <w:tcW w:type="dxa" w:w="4320"/>
+          </w:tcPr>
+          <w:p>
+            <w:r>
+              <w:t>`data/openapi.yaml` (`/data/API/json/performers.json`, `/data/API/json/events.json`)</w:t>
+            </w:r>
+          </w:p>
+        </w:tc>
+      </w:tr>
+      <w:tr>
+        <w:tc>
+          <w:tcPr>
+            <w:tcW w:type="dxa" w:w="4320"/>
+          </w:tcPr>
+          <w:p>
+            <w:r>
+              <w:t>JSON response schema linkage via `application/json` and `$ref`</w:t>
+            </w:r>
+          </w:p>
+        </w:tc>
+        <w:tc>
+          <w:tcPr>
+            <w:tcW w:type="dxa" w:w="4320"/>
+          </w:tcPr>
+          <w:p>
+            <w:r>
+              <w:t>`data/openapi.yaml`</w:t>
             </w:r>
           </w:p>
         </w:tc>
@@ -671,246 +1020,111 @@
     </w:tbl>
     <w:p>
       <w:pPr>
-        <w:pStyle w:val="Heading1"/>
+        <w:pStyle w:val="Heading2"/>
       </w:pPr>
       <w:r>
-        <w:t>3. Project methodology</w:t>
+        <w:t>Documentation (10 points)</w:t>
       </w:r>
     </w:p>
-    <w:p>
-      <w:pPr>
-        <w:pStyle w:val="ListNumber"/>
-      </w:pPr>
-      <w:r>
-        <w:t>Define the festival concept and required entities.</w:t>
-      </w:r>
-    </w:p>
-    <w:p>
-      <w:pPr>
-        <w:pStyle w:val="ListNumber"/>
-      </w:pPr>
-      <w:r>
-        <w:t>Build the XML dataset.</w:t>
-      </w:r>
-    </w:p>
-    <w:p>
-      <w:pPr>
-        <w:pStyle w:val="ListNumber"/>
-      </w:pPr>
-      <w:r>
-        <w:t>Validate structure and restrictions with XSD.</w:t>
-      </w:r>
-    </w:p>
-    <w:p>
-      <w:pPr>
-        <w:pStyle w:val="ListNumber"/>
-      </w:pPr>
-      <w:r>
-        <w:t>Generate JSON endpoint outputs through XSLT transformations.</w:t>
-      </w:r>
-    </w:p>
-    <w:p>
-      <w:pPr>
-        <w:pStyle w:val="ListNumber"/>
-      </w:pPr>
-      <w:r>
-        <w:t>Document the REST API in OpenAPI 3.1 and map outputs to JSON Schemas.</w:t>
-      </w:r>
-    </w:p>
-    <w:p>
-      <w:pPr>
-        <w:pStyle w:val="ListNumber"/>
-      </w:pPr>
-      <w:r>
-        <w:t>Build a semantic static website aligned with the same data model.</w:t>
-      </w:r>
-    </w:p>
-    <w:p>
-      <w:pPr>
-        <w:pStyle w:val="ListNumber"/>
-      </w:pPr>
-      <w:r>
-        <w:t>Write documentation that maps every requirement to concrete files.</w:t>
-      </w:r>
-    </w:p>
-    <w:p>
-      <w:pPr>
-        <w:pStyle w:val="Heading1"/>
-      </w:pPr>
-      <w:r>
-        <w:t>4. Development process</w:t>
-      </w:r>
-    </w:p>
-    <w:p>
-      <w:pPr>
-        <w:pStyle w:val="ListNumber"/>
-      </w:pPr>
-      <w:r>
-        <w:t>We drafted the concept in specification.md.</w:t>
-      </w:r>
-    </w:p>
-    <w:p>
-      <w:pPr>
-        <w:pStyle w:val="ListNumber"/>
-      </w:pPr>
-      <w:r>
-        <w:t>We expanded data/festival.xml to meet the required scope (3 days, 4 venues, 60 performers, 60 events).</w:t>
-      </w:r>
-    </w:p>
-    <w:p>
-      <w:pPr>
-        <w:pStyle w:val="ListNumber"/>
-      </w:pPr>
-      <w:r>
-        <w:t>We prepared data/festival.xsd with explicit custom restrictions (pattern, enum, range) and comments.</w:t>
-      </w:r>
-    </w:p>
-    <w:p>
-      <w:pPr>
-        <w:pStyle w:val="ListNumber"/>
-      </w:pPr>
-      <w:r>
-        <w:t>We implemented 7 XSLT files and validated the resulting 7 JSON outputs.</w:t>
-      </w:r>
-    </w:p>
-    <w:p>
-      <w:pPr>
-        <w:pStyle w:val="ListNumber"/>
-      </w:pPr>
-      <w:r>
-        <w:t>We added 7 matching JSON Schema files.</w:t>
-      </w:r>
-    </w:p>
-    <w:p>
-      <w:pPr>
-        <w:pStyle w:val="ListNumber"/>
-      </w:pPr>
-      <w:r>
-        <w:t>We completed data/openapi.yaml with all required endpoints, parameters, and 200/400/404 responses.</w:t>
-      </w:r>
-    </w:p>
-    <w:p>
-      <w:pPr>
-        <w:pStyle w:val="ListNumber"/>
-      </w:pPr>
-      <w:r>
-        <w:t>We refined website pages for semantic structure, metadata, Open Graph tags, and JSON-LD.</w:t>
-      </w:r>
-    </w:p>
-    <w:p>
-      <w:pPr>
-        <w:pStyle w:val="ListNumber"/>
-      </w:pPr>
-      <w:r>
-        <w:t>We cleaned the repository layout so the submission points to one canonical API/data source under data/.</w:t>
-      </w:r>
-    </w:p>
-    <w:p>
-      <w:r>
-        <w:t>Justification for updates to festival.xml: the file was expanded and aligned so that all mandatory minimum counts are met and all API transformation outputs stay consistent with the source data.</w:t>
-      </w:r>
-    </w:p>
-    <w:p>
-      <w:pPr>
-        <w:pStyle w:val="Heading1"/>
-      </w:pPr>
-      <w:r>
-        <w:t>5. Tools used (with versions)</w:t>
-      </w:r>
-    </w:p>
-    <w:p>
-      <w:pPr>
-        <w:pStyle w:val="ListBullet"/>
-      </w:pPr>
-      <w:r>
-        <w:t>Python 3.13.5 - validation checks and document generation scripts.</w:t>
-      </w:r>
-    </w:p>
-    <w:p>
-      <w:pPr>
-        <w:pStyle w:val="ListBullet"/>
-      </w:pPr>
-      <w:r>
-        <w:t>python-docx 1.2.0 - generation of dokumentace.docx.</w:t>
-      </w:r>
-    </w:p>
-    <w:p>
-      <w:pPr>
-        <w:pStyle w:val="ListBullet"/>
-      </w:pPr>
-      <w:r>
-        <w:t>Cursor IDE - editing and file management.</w:t>
-      </w:r>
-    </w:p>
-    <w:p>
-      <w:pPr>
-        <w:pStyle w:val="ListBullet"/>
-      </w:pPr>
-      <w:r>
-        <w:t>Browser developer tools - static HTML review.</w:t>
-      </w:r>
-    </w:p>
-    <w:p>
-      <w:pPr>
-        <w:pStyle w:val="Heading1"/>
-      </w:pPr>
-      <w:r>
-        <w:t>6. Examples of key prompts</w:t>
-      </w:r>
-    </w:p>
-    <w:p>
-      <w:pPr>
-        <w:pStyle w:val="ListBullet"/>
-      </w:pPr>
-      <w:r>
-        <w:t>Create a fictional festival XML dataset with at least 60 performers and 60 programme events.</w:t>
-      </w:r>
-    </w:p>
-    <w:p>
-      <w:pPr>
-        <w:pStyle w:val="ListBullet"/>
-      </w:pPr>
-      <w:r>
-        <w:t>Build an XSD schema with pattern, enum, and range restrictions.</w:t>
-      </w:r>
-    </w:p>
-    <w:p>
-      <w:pPr>
-        <w:pStyle w:val="ListBullet"/>
-      </w:pPr>
-      <w:r>
-        <w:t>Generate XSLT files that transform festival XML data into JSON API responses.</w:t>
-      </w:r>
-    </w:p>
-    <w:p>
-      <w:pPr>
-        <w:pStyle w:val="ListBullet"/>
-      </w:pPr>
-      <w:r>
-        <w:t>Write OpenAPI 3.1 YAML with required GET endpoints, filters, and response codes.</w:t>
-      </w:r>
-    </w:p>
-    <w:p>
-      <w:pPr>
-        <w:pStyle w:val="ListBullet"/>
-      </w:pPr>
-      <w:r>
-        <w:t>Review HTML pages for semantic tags, metadata, and JSON-LD requirements.</w:t>
-      </w:r>
-    </w:p>
-    <w:p>
-      <w:pPr>
-        <w:pStyle w:val="Heading1"/>
-      </w:pPr>
-      <w:r>
-        <w:t>7. Critical evaluation of AI usage</w:t>
-      </w:r>
-    </w:p>
-    <w:p>
-      <w:r>
-        <w:t>AI helped us speed up repetitive drafting tasks, especially in structured data and first-pass schema creation. The biggest limitation was that generated text and data often looked correct at first glance but still needed manual checking. We had to verify IDs, endpoint references, schema alignment, and wording quality ourselves. The useful approach was to treat AI as a draft assistant and keep final decisions and quality control in our hands.</w:t>
-      </w:r>
-    </w:p>
+    <w:tbl>
+      <w:tblPr>
+        <w:tblStyle w:val="TableGrid"/>
+        <w:tblW w:type="auto" w:w="0"/>
+        <w:tblLook w:firstColumn="1" w:firstRow="1" w:lastColumn="0" w:lastRow="0" w:noHBand="0" w:noVBand="1" w:val="04A0"/>
+      </w:tblPr>
+      <w:tblGrid>
+        <w:gridCol w:w="4320"/>
+        <w:gridCol w:w="4320"/>
+      </w:tblGrid>
+      <w:tr>
+        <w:tc>
+          <w:tcPr>
+            <w:tcW w:type="dxa" w:w="4320"/>
+          </w:tcPr>
+          <w:p>
+            <w:r>
+              <w:t>Requirement</w:t>
+            </w:r>
+          </w:p>
+        </w:tc>
+        <w:tc>
+          <w:tcPr>
+            <w:tcW w:type="dxa" w:w="4320"/>
+          </w:tcPr>
+          <w:p>
+            <w:r>
+              <w:t>Evidence location</w:t>
+            </w:r>
+          </w:p>
+        </w:tc>
+      </w:tr>
+      <w:tr>
+        <w:tc>
+          <w:tcPr>
+            <w:tcW w:type="dxa" w:w="4320"/>
+          </w:tcPr>
+          <w:p>
+            <w:r>
+              <w:t>Documentation file in Markdown</w:t>
+            </w:r>
+          </w:p>
+        </w:tc>
+        <w:tc>
+          <w:tcPr>
+            <w:tcW w:type="dxa" w:w="4320"/>
+          </w:tcPr>
+          <w:p>
+            <w:r>
+              <w:t>`documentation/dokumentace.md`</w:t>
+            </w:r>
+          </w:p>
+        </w:tc>
+      </w:tr>
+      <w:tr>
+        <w:tc>
+          <w:tcPr>
+            <w:tcW w:type="dxa" w:w="4320"/>
+          </w:tcPr>
+          <w:p>
+            <w:r>
+              <w:t>Documentation file in DOCX</w:t>
+            </w:r>
+          </w:p>
+        </w:tc>
+        <w:tc>
+          <w:tcPr>
+            <w:tcW w:type="dxa" w:w="4320"/>
+          </w:tcPr>
+          <w:p>
+            <w:r>
+              <w:t>`documentation/dokumentace.docx`</w:t>
+            </w:r>
+          </w:p>
+        </w:tc>
+      </w:tr>
+      <w:tr>
+        <w:tc>
+          <w:tcPr>
+            <w:tcW w:type="dxa" w:w="4320"/>
+          </w:tcPr>
+          <w:p>
+            <w:r>
+              <w:t>Requirements list with location links</w:t>
+            </w:r>
+          </w:p>
+        </w:tc>
+        <w:tc>
+          <w:tcPr>
+            <w:tcW w:type="dxa" w:w="4320"/>
+          </w:tcPr>
+          <w:p>
+            <w:r>
+              <w:t>`documentation/dokumentace.md`, `documentation/dokumentace.docx`</w:t>
+            </w:r>
+          </w:p>
+        </w:tc>
+      </w:tr>
+    </w:tbl>
     <w:sectPr>
       <w:pgSz w:w="12240" w:h="15840"/>
       <w:pgMar w:top="1440" w:right="1800" w:bottom="1440" w:left="1800" w:header="720" w:footer="720" w:gutter="0"/>

--- a/documentation/dokumentace.docx
+++ b/documentation/dokumentace.docx
@@ -8,11 +8,6 @@
       </w:pPr>
       <w:r>
         <w:t>Desert Pulse Festival - Requirements Checklist</w:t>
-      </w:r>
-    </w:p>
-    <w:p>
-      <w:r>
-        <w:t>This document contains only assignment requirements and where each requirement is fulfilled in the repository.</w:t>
       </w:r>
     </w:p>
     <w:p>
@@ -62,7 +57,7 @@
           </w:tcPr>
           <w:p>
             <w:r>
-              <w:t>Festival concept specification in Markdown (identity, audience, character, website structure)</w:t>
+              <w:t>Specification in Markdown: identity, audience, character, website structure</w:t>
             </w:r>
           </w:p>
         </w:tc>
@@ -84,7 +79,7 @@
           </w:tcPr>
           <w:p>
             <w:r>
-              <w:t>Festival XML data file submitted</w:t>
+              <w:t>Submission file: `festival.xml`</w:t>
             </w:r>
           </w:p>
         </w:tc>
@@ -106,7 +101,7 @@
           </w:tcPr>
           <w:p>
             <w:r>
-              <w:t>XML is well-formed</w:t>
+              <w:t>Well-formed XML</w:t>
             </w:r>
           </w:p>
         </w:tc>
@@ -128,7 +123,7 @@
           </w:tcPr>
           <w:p>
             <w:r>
-              <w:t>Minimum 3 festival days</w:t>
+              <w:t>Minimum 3 days</w:t>
             </w:r>
           </w:p>
         </w:tc>
@@ -138,7 +133,7 @@
           </w:tcPr>
           <w:p>
             <w:r>
-              <w:t>`data/festival.xml` (`&lt;startDate&gt;2026-04-17&lt;/startDate&gt;`, `&lt;endDate&gt;2026-04-19&lt;/endDate&gt;`)</w:t>
+              <w:t>`data/festival.xml` (`startDate`, `endDate`)</w:t>
             </w:r>
           </w:p>
         </w:tc>
@@ -160,7 +155,7 @@
           </w:tcPr>
           <w:p>
             <w:r>
-              <w:t>`data/festival.xml` (`&lt;venues&gt;&lt;venue .../&gt;&lt;/venues&gt;`, 4 venues total)</w:t>
+              <w:t>`data/festival.xml` (`venues/venue`)</w:t>
             </w:r>
           </w:p>
         </w:tc>
@@ -182,7 +177,7 @@
           </w:tcPr>
           <w:p>
             <w:r>
-              <w:t>`data/festival.xml` (`&lt;performers&gt;&lt;performer .../&gt;&lt;/performers&gt;`, 60 performers total)</w:t>
+              <w:t>`data/festival.xml` (`performers/performer`)</w:t>
             </w:r>
           </w:p>
         </w:tc>
@@ -204,7 +199,7 @@
           </w:tcPr>
           <w:p>
             <w:r>
-              <w:t>`data/festival.xml` (`&lt;programme&gt;&lt;event .../&gt;&lt;/programme&gt;`, 60 events total)</w:t>
+              <w:t>`data/festival.xml` (`programme/event`)</w:t>
             </w:r>
           </w:p>
         </w:tc>
@@ -216,7 +211,7 @@
           </w:tcPr>
           <w:p>
             <w:r>
-              <w:t>Required entities present: festival, venues/stages, performers, programme items</w:t>
+              <w:t>Required entities: festival, venues/stages, performers, programme items</w:t>
             </w:r>
           </w:p>
         </w:tc>
@@ -279,7 +274,7 @@
           </w:tcPr>
           <w:p>
             <w:r>
-              <w:t>Home page (landing/about)</w:t>
+              <w:t>Home page (landing/about festival)</w:t>
             </w:r>
           </w:p>
         </w:tc>
@@ -477,7 +472,7 @@
           </w:tcPr>
           <w:p>
             <w:r>
-              <w:t>API linkage in website content (corresponds to API endpoints)</w:t>
+              <w:t>API linkage (content corresponds to API endpoints)</w:t>
             </w:r>
           </w:p>
         </w:tc>
@@ -521,7 +516,7 @@
           </w:tcPr>
           <w:p>
             <w:r>
-              <w:t>CSS line count between 50 and 100 lines</w:t>
+              <w:t>CSS line count requirement: minimum 50, maximum 100</w:t>
             </w:r>
           </w:p>
         </w:tc>
@@ -760,7 +755,7 @@
           </w:tcPr>
           <w:p>
             <w:r>
-              <w:t>GET `/api/festival` equivalent endpoint</w:t>
+              <w:t>GET `/api/festival`</w:t>
             </w:r>
           </w:p>
         </w:tc>
@@ -782,7 +777,7 @@
           </w:tcPr>
           <w:p>
             <w:r>
-              <w:t>GET `/api/venues` equivalent endpoint</w:t>
+              <w:t>GET `/api/venues`</w:t>
             </w:r>
           </w:p>
         </w:tc>
@@ -804,7 +799,7 @@
           </w:tcPr>
           <w:p>
             <w:r>
-              <w:t>GET `/api/venues/{id}` equivalent endpoint</w:t>
+              <w:t>GET `/api/venues/{id}`</w:t>
             </w:r>
           </w:p>
         </w:tc>
@@ -826,7 +821,7 @@
           </w:tcPr>
           <w:p>
             <w:r>
-              <w:t>GET `/api/performers` equivalent endpoint</w:t>
+              <w:t>GET `/api/performers`</w:t>
             </w:r>
           </w:p>
         </w:tc>
@@ -848,7 +843,7 @@
           </w:tcPr>
           <w:p>
             <w:r>
-              <w:t>GET `/api/performers/{id}` equivalent endpoint</w:t>
+              <w:t>GET `/api/performers/{id}`</w:t>
             </w:r>
           </w:p>
         </w:tc>
@@ -870,7 +865,7 @@
           </w:tcPr>
           <w:p>
             <w:r>
-              <w:t>GET `/api/events` equivalent endpoint</w:t>
+              <w:t>GET `/api/events`</w:t>
             </w:r>
           </w:p>
         </w:tc>
@@ -892,7 +887,7 @@
           </w:tcPr>
           <w:p>
             <w:r>
-              <w:t>GET `/api/events/{id}` equivalent endpoint</w:t>
+              <w:t>GET `/api/events/{id}`</w:t>
             </w:r>
           </w:p>
         </w:tc>
@@ -936,7 +931,7 @@
           </w:tcPr>
           <w:p>
             <w:r>
-              <w:t>Response status codes include minimum `200`, `400`, `404` per endpoint definition</w:t>
+              <w:t>Response status codes required: `200`, `400`, `404`</w:t>
             </w:r>
           </w:p>
         </w:tc>

--- a/documentation/dokumentace.docx
+++ b/documentation/dokumentace.docx
@@ -7,7 +7,7 @@
         <w:pStyle w:val="Heading1"/>
       </w:pPr>
       <w:r>
-        <w:t>Desert Pulse Festival - Requirements Checklist</w:t>
+        <w:t>Desert Pulse Festival - Project Documentation</w:t>
       </w:r>
     </w:p>
     <w:p>
@@ -15,7 +15,96 @@
         <w:pStyle w:val="Heading2"/>
       </w:pPr>
       <w:r>
-        <w:t>Context package (20 points)</w:t>
+        <w:t>Title page</w:t>
+      </w:r>
+    </w:p>
+    <w:p>
+      <w:r>
+        <w:t xml:space="preserve">Course: Markup Languages  </w:t>
+      </w:r>
+    </w:p>
+    <w:p>
+      <w:r>
+        <w:t xml:space="preserve">Academic year: 2025-2026  </w:t>
+      </w:r>
+    </w:p>
+    <w:p>
+      <w:r>
+        <w:t xml:space="preserve">Project theme: Festival (fictional)  </w:t>
+      </w:r>
+    </w:p>
+    <w:p>
+      <w:r>
+        <w:t xml:space="preserve">Project title: Desert Pulse Festival  </w:t>
+      </w:r>
+    </w:p>
+    <w:p>
+      <w:r>
+        <w:t>Submission date: 2026-05-06</w:t>
+      </w:r>
+    </w:p>
+    <w:p>
+      <w:pPr>
+        <w:pStyle w:val="Heading2"/>
+      </w:pPr>
+      <w:r>
+        <w:t>Table of contents</w:t>
+      </w:r>
+    </w:p>
+    <w:p>
+      <w:r>
+        <w:t xml:space="preserve">1. Brief description of the festival  </w:t>
+      </w:r>
+    </w:p>
+    <w:p>
+      <w:r>
+        <w:t xml:space="preserve">2. List of all requirements and where they are addressed  </w:t>
+      </w:r>
+    </w:p>
+    <w:p>
+      <w:r>
+        <w:t xml:space="preserve">3. Project methodology  </w:t>
+      </w:r>
+    </w:p>
+    <w:p>
+      <w:r>
+        <w:t xml:space="preserve">4. Development process  </w:t>
+      </w:r>
+    </w:p>
+    <w:p>
+      <w:r>
+        <w:t xml:space="preserve">5. Tools used (with versions)  </w:t>
+      </w:r>
+    </w:p>
+    <w:p>
+      <w:r>
+        <w:t xml:space="preserve">6. Examples of key prompts  </w:t>
+      </w:r>
+    </w:p>
+    <w:p>
+      <w:r>
+        <w:t>7. Critical evaluation of AI usage</w:t>
+      </w:r>
+    </w:p>
+    <w:p>
+      <w:pPr>
+        <w:pStyle w:val="Heading2"/>
+      </w:pPr>
+      <w:r>
+        <w:t>1. Brief description of the festival</w:t>
+      </w:r>
+    </w:p>
+    <w:p>
+      <w:r>
+        <w:t>Desert Pulse Festival is a fictional three-day multi-genre festival in Solara Desert Park, Arizona (17-19 April 2026). It combines concerts, DJ sets, talks, and workshops across multiple venues.</w:t>
+      </w:r>
+    </w:p>
+    <w:p>
+      <w:pPr>
+        <w:pStyle w:val="Heading2"/>
+      </w:pPr>
+      <w:r>
+        <w:t>2. List of all requirements and where they are addressed</w:t>
       </w:r>
     </w:p>
     <w:tbl>
@@ -57,7 +146,7 @@
           </w:tcPr>
           <w:p>
             <w:r>
-              <w:t>Specification in Markdown: identity, audience, character, website structure</w:t>
+              <w:t>Context package: specification.md</w:t>
             </w:r>
           </w:p>
         </w:tc>
@@ -79,7 +168,7 @@
           </w:tcPr>
           <w:p>
             <w:r>
-              <w:t>Submission file: `festival.xml`</w:t>
+              <w:t>Context package: festival.xml</w:t>
             </w:r>
           </w:p>
         </w:tc>
@@ -90,6 +179,72 @@
           <w:p>
             <w:r>
               <w:t>`data/festival.xml`</w:t>
+            </w:r>
+          </w:p>
+        </w:tc>
+      </w:tr>
+      <w:tr>
+        <w:tc>
+          <w:tcPr>
+            <w:tcW w:type="dxa" w:w="4320"/>
+          </w:tcPr>
+          <w:p>
+            <w:r>
+              <w:t>Basic identity (name, edition/year, location, dates)</w:t>
+            </w:r>
+          </w:p>
+        </w:tc>
+        <w:tc>
+          <w:tcPr>
+            <w:tcW w:type="dxa" w:w="4320"/>
+          </w:tcPr>
+          <w:p>
+            <w:r>
+              <w:t>`specification.md`</w:t>
+            </w:r>
+          </w:p>
+        </w:tc>
+      </w:tr>
+      <w:tr>
+        <w:tc>
+          <w:tcPr>
+            <w:tcW w:type="dxa" w:w="4320"/>
+          </w:tcPr>
+          <w:p>
+            <w:r>
+              <w:t>Target audience + event character</w:t>
+            </w:r>
+          </w:p>
+        </w:tc>
+        <w:tc>
+          <w:tcPr>
+            <w:tcW w:type="dxa" w:w="4320"/>
+          </w:tcPr>
+          <w:p>
+            <w:r>
+              <w:t>`specification.md`</w:t>
+            </w:r>
+          </w:p>
+        </w:tc>
+      </w:tr>
+      <w:tr>
+        <w:tc>
+          <w:tcPr>
+            <w:tcW w:type="dxa" w:w="4320"/>
+          </w:tcPr>
+          <w:p>
+            <w:r>
+              <w:t>Website structure in concept</w:t>
+            </w:r>
+          </w:p>
+        </w:tc>
+        <w:tc>
+          <w:tcPr>
+            <w:tcW w:type="dxa" w:w="4320"/>
+          </w:tcPr>
+          <w:p>
+            <w:r>
+              <w:t>`specification.md`</w:t>
             </w:r>
           </w:p>
         </w:tc>
@@ -189,7 +344,7 @@
           </w:tcPr>
           <w:p>
             <w:r>
-              <w:t>Minimum 60 programme items (events)</w:t>
+              <w:t>Minimum 60 programme items</w:t>
             </w:r>
           </w:p>
         </w:tc>
@@ -211,7 +366,7 @@
           </w:tcPr>
           <w:p>
             <w:r>
-              <w:t>Required entities: festival, venues/stages, performers, programme items</w:t>
+              <w:t>Required data entities</w:t>
             </w:r>
           </w:p>
         </w:tc>
@@ -226,25 +381,6 @@
           </w:p>
         </w:tc>
       </w:tr>
-    </w:tbl>
-    <w:p>
-      <w:pPr>
-        <w:pStyle w:val="Heading2"/>
-      </w:pPr>
-      <w:r>
-        <w:t>HTML, CSS part (20 points)</w:t>
-      </w:r>
-    </w:p>
-    <w:tbl>
-      <w:tblPr>
-        <w:tblStyle w:val="TableGrid"/>
-        <w:tblW w:type="auto" w:w="0"/>
-        <w:tblLook w:firstColumn="1" w:firstRow="1" w:lastColumn="0" w:lastRow="0" w:noHBand="0" w:noVBand="1" w:val="04A0"/>
-      </w:tblPr>
-      <w:tblGrid>
-        <w:gridCol w:w="4320"/>
-        <w:gridCol w:w="4320"/>
-      </w:tblGrid>
       <w:tr>
         <w:tc>
           <w:tcPr>
@@ -252,29 +388,7 @@
           </w:tcPr>
           <w:p>
             <w:r>
-              <w:t>Requirement</w:t>
-            </w:r>
-          </w:p>
-        </w:tc>
-        <w:tc>
-          <w:tcPr>
-            <w:tcW w:type="dxa" w:w="4320"/>
-          </w:tcPr>
-          <w:p>
-            <w:r>
-              <w:t>Evidence location</w:t>
-            </w:r>
-          </w:p>
-        </w:tc>
-      </w:tr>
-      <w:tr>
-        <w:tc>
-          <w:tcPr>
-            <w:tcW w:type="dxa" w:w="4320"/>
-          </w:tcPr>
-          <w:p>
-            <w:r>
-              <w:t>Home page (landing/about festival)</w:t>
+              <w:t>Home page</w:t>
             </w:r>
           </w:p>
         </w:tc>
@@ -318,7 +432,7 @@
           </w:tcPr>
           <w:p>
             <w:r>
-              <w:t>Performers page (list + detail blocks)</w:t>
+              <w:t>Performers page (list + detail)</w:t>
             </w:r>
           </w:p>
         </w:tc>
@@ -362,7 +476,7 @@
           </w:tcPr>
           <w:p>
             <w:r>
-              <w:t>Semantic HTML structure and heading hierarchy</w:t>
+              <w:t>Semantic HTML + heading hierarchy</w:t>
             </w:r>
           </w:p>
         </w:tc>
@@ -384,7 +498,7 @@
           </w:tcPr>
           <w:p>
             <w:r>
-              <w:t>Required semantic elements (`head`, `meta`, `title`, `header`, `section`, `article`, `aside`, `time`, `address`, `footer`, `p`, `ul`/`ol`, `li`, `a`, `img`, `h1`, `h2`, `h3`)</w:t>
+              <w:t>Required semantic elements list</w:t>
             </w:r>
           </w:p>
         </w:tc>
@@ -406,7 +520,7 @@
           </w:tcPr>
           <w:p>
             <w:r>
-              <w:t>Metadata (`title`, `meta name="description"`)</w:t>
+              <w:t>Metadata: title + description</w:t>
             </w:r>
           </w:p>
         </w:tc>
@@ -428,7 +542,7 @@
           </w:tcPr>
           <w:p>
             <w:r>
-              <w:t>Open Graph minimum (`og:title`, `og:description`, `og:image`)</w:t>
+              <w:t>Open Graph tags</w:t>
             </w:r>
           </w:p>
         </w:tc>
@@ -450,7 +564,7 @@
           </w:tcPr>
           <w:p>
             <w:r>
-              <w:t>Microdata or JSON-LD for festival and events</w:t>
+              <w:t>JSON-LD for festival/events</w:t>
             </w:r>
           </w:p>
         </w:tc>
@@ -472,29 +586,7 @@
           </w:tcPr>
           <w:p>
             <w:r>
-              <w:t>API linkage (content corresponds to API endpoints)</w:t>
-            </w:r>
-          </w:p>
-        </w:tc>
-        <w:tc>
-          <w:tcPr>
-            <w:tcW w:type="dxa" w:w="4320"/>
-          </w:tcPr>
-          <w:p>
-            <w:r>
-              <w:t>`web/programme.html`, `web/performers.html`</w:t>
-            </w:r>
-          </w:p>
-        </w:tc>
-      </w:tr>
-      <w:tr>
-        <w:tc>
-          <w:tcPr>
-            <w:tcW w:type="dxa" w:w="4320"/>
-          </w:tcPr>
-          <w:p>
-            <w:r>
-              <w:t>One external CSS file, no frameworks/libraries</w:t>
+              <w:t>One external CSS file, no frameworks</w:t>
             </w:r>
           </w:p>
         </w:tc>
@@ -516,7 +608,7 @@
           </w:tcPr>
           <w:p>
             <w:r>
-              <w:t>CSS line count requirement: minimum 50, maximum 100</w:t>
+              <w:t>CSS baseline (colours, fonts, backgrounds, section separation)</w:t>
             </w:r>
           </w:p>
         </w:tc>
@@ -538,7 +630,7 @@
           </w:tcPr>
           <w:p>
             <w:r>
-              <w:t>CSS baseline styling (colours, fonts, backgrounds, section separation)</w:t>
+              <w:t>CSS line count 50-100</w:t>
             </w:r>
           </w:p>
         </w:tc>
@@ -549,69 +641,6 @@
           <w:p>
             <w:r>
               <w:t>`web/style.css`</w:t>
-            </w:r>
-          </w:p>
-        </w:tc>
-      </w:tr>
-    </w:tbl>
-    <w:p>
-      <w:pPr>
-        <w:pStyle w:val="Heading2"/>
-      </w:pPr>
-      <w:r>
-        <w:t>Data model and API (20 points)</w:t>
-      </w:r>
-    </w:p>
-    <w:tbl>
-      <w:tblPr>
-        <w:tblStyle w:val="TableGrid"/>
-        <w:tblW w:type="auto" w:w="0"/>
-        <w:tblLook w:firstColumn="1" w:firstRow="1" w:lastColumn="0" w:lastRow="0" w:noHBand="0" w:noVBand="1" w:val="04A0"/>
-      </w:tblPr>
-      <w:tblGrid>
-        <w:gridCol w:w="4320"/>
-        <w:gridCol w:w="4320"/>
-      </w:tblGrid>
-      <w:tr>
-        <w:tc>
-          <w:tcPr>
-            <w:tcW w:type="dxa" w:w="4320"/>
-          </w:tcPr>
-          <w:p>
-            <w:r>
-              <w:t>Requirement</w:t>
-            </w:r>
-          </w:p>
-        </w:tc>
-        <w:tc>
-          <w:tcPr>
-            <w:tcW w:type="dxa" w:w="4320"/>
-          </w:tcPr>
-          <w:p>
-            <w:r>
-              <w:t>Evidence location</w:t>
-            </w:r>
-          </w:p>
-        </w:tc>
-      </w:tr>
-      <w:tr>
-        <w:tc>
-          <w:tcPr>
-            <w:tcW w:type="dxa" w:w="4320"/>
-          </w:tcPr>
-          <w:p>
-            <w:r>
-              <w:t>XML data source</w:t>
-            </w:r>
-          </w:p>
-        </w:tc>
-        <w:tc>
-          <w:tcPr>
-            <w:tcW w:type="dxa" w:w="4320"/>
-          </w:tcPr>
-          <w:p>
-            <w:r>
-              <w:t>`data/festival.xml`</w:t>
             </w:r>
           </w:p>
         </w:tc>
@@ -645,7 +674,7 @@
           </w:tcPr>
           <w:p>
             <w:r>
-              <w:t>Custom XSD restrictions (pattern/enum/range) with comments</w:t>
+              <w:t>Custom restrictions with comments</w:t>
             </w:r>
           </w:p>
         </w:tc>
@@ -655,7 +684,7 @@
           </w:tcPr>
           <w:p>
             <w:r>
-              <w:t>`data/festival.xsd` (`CUSTOM RESTRICTION` comments)</w:t>
+              <w:t>`data/festival.xsd`</w:t>
             </w:r>
           </w:p>
         </w:tc>
@@ -667,7 +696,7 @@
           </w:tcPr>
           <w:p>
             <w:r>
-              <w:t>7 XML -&gt; XSLT -&gt; JSON transformations (executable)</w:t>
+              <w:t>7 XSLT files</w:t>
             </w:r>
           </w:p>
         </w:tc>
@@ -677,7 +706,7 @@
           </w:tcPr>
           <w:p>
             <w:r>
-              <w:t>`data/API/transformation/festival.xslt`, `data/API/transformation/venues.xslt`, `data/API/transformation/venue-detail.xslt`, `data/API/transformation/performers.xslt`, `data/API/transformation/performer-detail.xslt`, `data/API/transformation/events.xslt`, `data/API/transformation/event-detail.xslt`</w:t>
+              <w:t>`data/API/transformation/`</w:t>
             </w:r>
           </w:p>
         </w:tc>
@@ -689,7 +718,7 @@
           </w:tcPr>
           <w:p>
             <w:r>
-              <w:t>7 JSON outputs (API response targets)</w:t>
+              <w:t>7 JSON outputs</w:t>
             </w:r>
           </w:p>
         </w:tc>
@@ -699,7 +728,7 @@
           </w:tcPr>
           <w:p>
             <w:r>
-              <w:t>`data/API/json/festival.json`, `data/API/json/venues.json`, `data/API/json/venue-v1.json`, `data/API/json/performers.json`, `data/API/json/performer-p1.json`, `data/API/json/events.json`, `data/API/json/event-e1.json`</w:t>
+              <w:t>`data/API/json/`</w:t>
             </w:r>
           </w:p>
         </w:tc>
@@ -711,7 +740,7 @@
           </w:tcPr>
           <w:p>
             <w:r>
-              <w:t>7 JSON Schemas linked to outputs</w:t>
+              <w:t>7 JSON Schemas</w:t>
             </w:r>
           </w:p>
         </w:tc>
@@ -721,7 +750,7 @@
           </w:tcPr>
           <w:p>
             <w:r>
-              <w:t>`data/API/json-schema/festival.schema.json`, `data/API/json-schema/venues.schema.json`, `data/API/json-schema/venue-detail.schema.json`, `data/API/json-schema/performers.schema.json`, `data/API/json-schema/performer-detail.schema.json`, `data/API/json-schema/events.schema.json`, `data/API/json-schema/event-detail.schema.json`</w:t>
+              <w:t>`data/API/json-schema/`</w:t>
             </w:r>
           </w:p>
         </w:tc>
@@ -733,7 +762,7 @@
           </w:tcPr>
           <w:p>
             <w:r>
-              <w:t>OpenAPI specification (3.1+) with `info`, `servers`, `paths`</w:t>
+              <w:t>OpenAPI 3.1+ with info/servers/paths</w:t>
             </w:r>
           </w:p>
         </w:tc>
@@ -755,161 +784,7 @@
           </w:tcPr>
           <w:p>
             <w:r>
-              <w:t>GET `/api/festival`</w:t>
-            </w:r>
-          </w:p>
-        </w:tc>
-        <w:tc>
-          <w:tcPr>
-            <w:tcW w:type="dxa" w:w="4320"/>
-          </w:tcPr>
-          <w:p>
-            <w:r>
-              <w:t>`data/openapi.yaml` (`/data/API/json/festival.json`)</w:t>
-            </w:r>
-          </w:p>
-        </w:tc>
-      </w:tr>
-      <w:tr>
-        <w:tc>
-          <w:tcPr>
-            <w:tcW w:type="dxa" w:w="4320"/>
-          </w:tcPr>
-          <w:p>
-            <w:r>
-              <w:t>GET `/api/venues`</w:t>
-            </w:r>
-          </w:p>
-        </w:tc>
-        <w:tc>
-          <w:tcPr>
-            <w:tcW w:type="dxa" w:w="4320"/>
-          </w:tcPr>
-          <w:p>
-            <w:r>
-              <w:t>`data/openapi.yaml` (`/data/API/json/venues.json`)</w:t>
-            </w:r>
-          </w:p>
-        </w:tc>
-      </w:tr>
-      <w:tr>
-        <w:tc>
-          <w:tcPr>
-            <w:tcW w:type="dxa" w:w="4320"/>
-          </w:tcPr>
-          <w:p>
-            <w:r>
-              <w:t>GET `/api/venues/{id}`</w:t>
-            </w:r>
-          </w:p>
-        </w:tc>
-        <w:tc>
-          <w:tcPr>
-            <w:tcW w:type="dxa" w:w="4320"/>
-          </w:tcPr>
-          <w:p>
-            <w:r>
-              <w:t>`data/openapi.yaml` (`/data/API/json/venue-{id}.json`)</w:t>
-            </w:r>
-          </w:p>
-        </w:tc>
-      </w:tr>
-      <w:tr>
-        <w:tc>
-          <w:tcPr>
-            <w:tcW w:type="dxa" w:w="4320"/>
-          </w:tcPr>
-          <w:p>
-            <w:r>
-              <w:t>GET `/api/performers`</w:t>
-            </w:r>
-          </w:p>
-        </w:tc>
-        <w:tc>
-          <w:tcPr>
-            <w:tcW w:type="dxa" w:w="4320"/>
-          </w:tcPr>
-          <w:p>
-            <w:r>
-              <w:t>`data/openapi.yaml` (`/data/API/json/performers.json`)</w:t>
-            </w:r>
-          </w:p>
-        </w:tc>
-      </w:tr>
-      <w:tr>
-        <w:tc>
-          <w:tcPr>
-            <w:tcW w:type="dxa" w:w="4320"/>
-          </w:tcPr>
-          <w:p>
-            <w:r>
-              <w:t>GET `/api/performers/{id}`</w:t>
-            </w:r>
-          </w:p>
-        </w:tc>
-        <w:tc>
-          <w:tcPr>
-            <w:tcW w:type="dxa" w:w="4320"/>
-          </w:tcPr>
-          <w:p>
-            <w:r>
-              <w:t>`data/openapi.yaml` (`/data/API/json/performer-{id}.json`)</w:t>
-            </w:r>
-          </w:p>
-        </w:tc>
-      </w:tr>
-      <w:tr>
-        <w:tc>
-          <w:tcPr>
-            <w:tcW w:type="dxa" w:w="4320"/>
-          </w:tcPr>
-          <w:p>
-            <w:r>
-              <w:t>GET `/api/events`</w:t>
-            </w:r>
-          </w:p>
-        </w:tc>
-        <w:tc>
-          <w:tcPr>
-            <w:tcW w:type="dxa" w:w="4320"/>
-          </w:tcPr>
-          <w:p>
-            <w:r>
-              <w:t>`data/openapi.yaml` (`/data/API/json/events.json`)</w:t>
-            </w:r>
-          </w:p>
-        </w:tc>
-      </w:tr>
-      <w:tr>
-        <w:tc>
-          <w:tcPr>
-            <w:tcW w:type="dxa" w:w="4320"/>
-          </w:tcPr>
-          <w:p>
-            <w:r>
-              <w:t>GET `/api/events/{id}`</w:t>
-            </w:r>
-          </w:p>
-        </w:tc>
-        <w:tc>
-          <w:tcPr>
-            <w:tcW w:type="dxa" w:w="4320"/>
-          </w:tcPr>
-          <w:p>
-            <w:r>
-              <w:t>`data/openapi.yaml` (`/data/API/json/event-{id}.json`)</w:t>
-            </w:r>
-          </w:p>
-        </w:tc>
-      </w:tr>
-      <w:tr>
-        <w:tc>
-          <w:tcPr>
-            <w:tcW w:type="dxa" w:w="4320"/>
-          </w:tcPr>
-          <w:p>
-            <w:r>
-              <w:t>Path/query parameters documented</w:t>
+              <w:t>Endpoints: festival, venues, venue by id, performers, performer by id, events, event by id</w:t>
             </w:r>
           </w:p>
         </w:tc>
@@ -931,7 +806,7 @@
           </w:tcPr>
           <w:p>
             <w:r>
-              <w:t>Response status codes required: `200`, `400`, `404`</w:t>
+              <w:t>Path/query parameters</w:t>
             </w:r>
           </w:p>
         </w:tc>
@@ -953,51 +828,7 @@
           </w:tcPr>
           <w:p>
             <w:r>
-              <w:t>`/api/events` has at least 2 filters (`day`, `venueId`, `performerId`)</w:t>
-            </w:r>
-          </w:p>
-        </w:tc>
-        <w:tc>
-          <w:tcPr>
-            <w:tcW w:type="dxa" w:w="4320"/>
-          </w:tcPr>
-          <w:p>
-            <w:r>
-              <w:t>`data/openapi.yaml` (`/data/API/json/events.json` parameters)</w:t>
-            </w:r>
-          </w:p>
-        </w:tc>
-      </w:tr>
-      <w:tr>
-        <w:tc>
-          <w:tcPr>
-            <w:tcW w:type="dxa" w:w="4320"/>
-          </w:tcPr>
-          <w:p>
-            <w:r>
-              <w:t>Pagination on list endpoint (`page`, `pageSize`)</w:t>
-            </w:r>
-          </w:p>
-        </w:tc>
-        <w:tc>
-          <w:tcPr>
-            <w:tcW w:type="dxa" w:w="4320"/>
-          </w:tcPr>
-          <w:p>
-            <w:r>
-              <w:t>`data/openapi.yaml` (`/data/API/json/performers.json`, `/data/API/json/events.json`)</w:t>
-            </w:r>
-          </w:p>
-        </w:tc>
-      </w:tr>
-      <w:tr>
-        <w:tc>
-          <w:tcPr>
-            <w:tcW w:type="dxa" w:w="4320"/>
-          </w:tcPr>
-          <w:p>
-            <w:r>
-              <w:t>JSON response schema linkage via `application/json` and `$ref`</w:t>
+              <w:t>Responses with 200/400/404</w:t>
             </w:r>
           </w:p>
         </w:tc>
@@ -1012,25 +843,6 @@
           </w:p>
         </w:tc>
       </w:tr>
-    </w:tbl>
-    <w:p>
-      <w:pPr>
-        <w:pStyle w:val="Heading2"/>
-      </w:pPr>
-      <w:r>
-        <w:t>Documentation (10 points)</w:t>
-      </w:r>
-    </w:p>
-    <w:tbl>
-      <w:tblPr>
-        <w:tblStyle w:val="TableGrid"/>
-        <w:tblW w:type="auto" w:w="0"/>
-        <w:tblLook w:firstColumn="1" w:firstRow="1" w:lastColumn="0" w:lastRow="0" w:noHBand="0" w:noVBand="1" w:val="04A0"/>
-      </w:tblPr>
-      <w:tblGrid>
-        <w:gridCol w:w="4320"/>
-        <w:gridCol w:w="4320"/>
-      </w:tblGrid>
       <w:tr>
         <w:tc>
           <w:tcPr>
@@ -1038,7 +850,7 @@
           </w:tcPr>
           <w:p>
             <w:r>
-              <w:t>Requirement</w:t>
+              <w:t>application/json + response schemas ($ref)</w:t>
             </w:r>
           </w:p>
         </w:tc>
@@ -1048,7 +860,7 @@
           </w:tcPr>
           <w:p>
             <w:r>
-              <w:t>Evidence location</w:t>
+              <w:t>`data/openapi.yaml`</w:t>
             </w:r>
           </w:p>
         </w:tc>
@@ -1060,7 +872,7 @@
           </w:tcPr>
           <w:p>
             <w:r>
-              <w:t>Documentation file in Markdown</w:t>
+              <w:t>Events filters (day, venueId, performerId)</w:t>
             </w:r>
           </w:p>
         </w:tc>
@@ -1070,7 +882,7 @@
           </w:tcPr>
           <w:p>
             <w:r>
-              <w:t>`documentation/dokumentace.md`</w:t>
+              <w:t>`data/openapi.yaml`</w:t>
             </w:r>
           </w:p>
         </w:tc>
@@ -1082,7 +894,29 @@
           </w:tcPr>
           <w:p>
             <w:r>
-              <w:t>Documentation file in DOCX</w:t>
+              <w:t>Pagination (page, pageSize)</w:t>
+            </w:r>
+          </w:p>
+        </w:tc>
+        <w:tc>
+          <w:tcPr>
+            <w:tcW w:type="dxa" w:w="4320"/>
+          </w:tcPr>
+          <w:p>
+            <w:r>
+              <w:t>`data/openapi.yaml`</w:t>
+            </w:r>
+          </w:p>
+        </w:tc>
+      </w:tr>
+      <w:tr>
+        <w:tc>
+          <w:tcPr>
+            <w:tcW w:type="dxa" w:w="4320"/>
+          </w:tcPr>
+          <w:p>
+            <w:r>
+              <w:t>Documentation submission: `dokumentace.docx`</w:t>
             </w:r>
           </w:p>
         </w:tc>
@@ -1097,29 +931,187 @@
           </w:p>
         </w:tc>
       </w:tr>
-      <w:tr>
-        <w:tc>
-          <w:tcPr>
-            <w:tcW w:type="dxa" w:w="4320"/>
-          </w:tcPr>
-          <w:p>
-            <w:r>
-              <w:t>Requirements list with location links</w:t>
-            </w:r>
-          </w:p>
-        </w:tc>
-        <w:tc>
-          <w:tcPr>
-            <w:tcW w:type="dxa" w:w="4320"/>
-          </w:tcPr>
-          <w:p>
-            <w:r>
-              <w:t>`documentation/dokumentace.md`, `documentation/dokumentace.docx`</w:t>
-            </w:r>
-          </w:p>
-        </w:tc>
-      </w:tr>
     </w:tbl>
+    <w:p>
+      <w:pPr>
+        <w:pStyle w:val="Heading2"/>
+      </w:pPr>
+      <w:r>
+        <w:t>3. Project methodology</w:t>
+      </w:r>
+    </w:p>
+    <w:p>
+      <w:r>
+        <w:t>Data-first workflow was used:</w:t>
+      </w:r>
+    </w:p>
+    <w:p>
+      <w:r>
+        <w:t>1. Define concept and scope.</w:t>
+      </w:r>
+    </w:p>
+    <w:p>
+      <w:r>
+        <w:t>2. Create XML dataset.</w:t>
+      </w:r>
+    </w:p>
+    <w:p>
+      <w:r>
+        <w:t>3. Validate XML with XSD.</w:t>
+      </w:r>
+    </w:p>
+    <w:p>
+      <w:r>
+        <w:t>4. Transform XML to JSON via XSLT.</w:t>
+      </w:r>
+    </w:p>
+    <w:p>
+      <w:r>
+        <w:t>5. Describe endpoints and schemas in OpenAPI.</w:t>
+      </w:r>
+    </w:p>
+    <w:p>
+      <w:r>
+        <w:t>6. Build static semantic HTML/CSS pages.</w:t>
+      </w:r>
+    </w:p>
+    <w:p>
+      <w:r>
+        <w:t>7. Map every requirement to concrete files.</w:t>
+      </w:r>
+    </w:p>
+    <w:p>
+      <w:pPr>
+        <w:pStyle w:val="Heading2"/>
+      </w:pPr>
+      <w:r>
+        <w:t>4. Development process</w:t>
+      </w:r>
+    </w:p>
+    <w:p>
+      <w:r>
+        <w:t>1. Created the fictional festival concept in `specification.md`.</w:t>
+      </w:r>
+    </w:p>
+    <w:p>
+      <w:r>
+        <w:t>2. Prepared `data/festival.xml` with required minimum volumes and entities.</w:t>
+      </w:r>
+    </w:p>
+    <w:p>
+      <w:r>
+        <w:t>3. Added `data/festival.xsd` with custom restrictions (pattern/enum/range).</w:t>
+      </w:r>
+    </w:p>
+    <w:p>
+      <w:r>
+        <w:t>4. Implemented 7 transformations in `data/API/transformation/`.</w:t>
+      </w:r>
+    </w:p>
+    <w:p>
+      <w:r>
+        <w:t>5. Generated 7 JSON outputs in `data/API/json/`.</w:t>
+      </w:r>
+    </w:p>
+    <w:p>
+      <w:r>
+        <w:t>6. Prepared 7 JSON Schemas in `data/API/json-schema/`.</w:t>
+      </w:r>
+    </w:p>
+    <w:p>
+      <w:r>
+        <w:t>7. Finalized `data/openapi.yaml` including required endpoints, parameters, and responses.</w:t>
+      </w:r>
+    </w:p>
+    <w:p>
+      <w:r>
+        <w:t>8. Built and adjusted static pages in `web/` and baseline styling in `web/style.css`.</w:t>
+      </w:r>
+    </w:p>
+    <w:p>
+      <w:r>
+        <w:t>9. Produced final documentation in Markdown and DOCX.</w:t>
+      </w:r>
+    </w:p>
+    <w:p>
+      <w:r>
+        <w:t>Justification for XML updates: the XML data was expanded and synchronized with transformation and API outputs to satisfy required minimum counts and endpoint consistency.</w:t>
+      </w:r>
+    </w:p>
+    <w:p>
+      <w:pPr>
+        <w:pStyle w:val="Heading2"/>
+      </w:pPr>
+      <w:r>
+        <w:t>5. Tools used (with versions)</w:t>
+      </w:r>
+    </w:p>
+    <w:p>
+      <w:r>
+        <w:t>- Python 3.13.5</w:t>
+      </w:r>
+    </w:p>
+    <w:p>
+      <w:r>
+        <w:t>- python-docx 1.2.0</w:t>
+      </w:r>
+    </w:p>
+    <w:p>
+      <w:r>
+        <w:t>- Cursor IDE</w:t>
+      </w:r>
+    </w:p>
+    <w:p>
+      <w:r>
+        <w:t>- Browser developer tools</w:t>
+      </w:r>
+    </w:p>
+    <w:p>
+      <w:pPr>
+        <w:pStyle w:val="Heading2"/>
+      </w:pPr>
+      <w:r>
+        <w:t>6. Examples of key prompts</w:t>
+      </w:r>
+    </w:p>
+    <w:p>
+      <w:r>
+        <w:t>- Create a fictional festival XML dataset with at least 60 performers and 60 programme events.</w:t>
+      </w:r>
+    </w:p>
+    <w:p>
+      <w:r>
+        <w:t>- Build an XSD schema with pattern, enum, and range restrictions.</w:t>
+      </w:r>
+    </w:p>
+    <w:p>
+      <w:r>
+        <w:t>- Generate XSLT files for XML to JSON endpoint outputs.</w:t>
+      </w:r>
+    </w:p>
+    <w:p>
+      <w:r>
+        <w:t>- Write OpenAPI 3.1 YAML with required GET endpoints, filters, and response codes.</w:t>
+      </w:r>
+    </w:p>
+    <w:p>
+      <w:r>
+        <w:t>- Check static pages for semantic HTML, metadata, Open Graph, and JSON-LD.</w:t>
+      </w:r>
+    </w:p>
+    <w:p>
+      <w:pPr>
+        <w:pStyle w:val="Heading2"/>
+      </w:pPr>
+      <w:r>
+        <w:t>7. Critical evaluation of AI usage</w:t>
+      </w:r>
+    </w:p>
+    <w:p>
+      <w:r>
+        <w:t>AI accelerated drafting and repetitive structuring, but manual validation was required for correctness. Final quality depended on human checks of schema consistency, endpoint coverage, and requirement traceability. The most effective approach was iterative prompting with strict verification before accepting outputs.</w:t>
+      </w:r>
+    </w:p>
     <w:sectPr>
       <w:pgSz w:w="12240" w:h="15840"/>
       <w:pgMar w:top="1440" w:right="1800" w:bottom="1440" w:left="1800" w:header="720" w:footer="720" w:gutter="0"/>

--- a/documentation/dokumentace.docx
+++ b/documentation/dokumentace.docx
@@ -942,7 +942,7 @@
     </w:p>
     <w:p>
       <w:r>
-        <w:t>Data-first workflow was used:</w:t>
+        <w:t>Workflow:</w:t>
       </w:r>
     </w:p>
     <w:p>
@@ -990,12 +990,12 @@
     </w:p>
     <w:p>
       <w:r>
-        <w:t>1. Created the fictional festival concept in `specification.md`.</w:t>
+        <w:t>1. Created the festival concept in `specification.md`.</w:t>
       </w:r>
     </w:p>
     <w:p>
       <w:r>
-        <w:t>2. Prepared `data/festival.xml` with required minimum volumes and entities.</w:t>
+        <w:t>2. Prepared `data/festival.xml` with required minimum counts and entities.</w:t>
       </w:r>
     </w:p>
     <w:p>
@@ -1020,12 +1020,12 @@
     </w:p>
     <w:p>
       <w:r>
-        <w:t>7. Finalized `data/openapi.yaml` including required endpoints, parameters, and responses.</w:t>
+        <w:t>7. Finalized `data/openapi.yaml` with required endpoints, parameters, and responses.</w:t>
       </w:r>
     </w:p>
     <w:p>
       <w:r>
-        <w:t>8. Built and adjusted static pages in `web/` and baseline styling in `web/style.css`.</w:t>
+        <w:t>8. Built static pages in `web/` and baseline styling in `web/style.css`.</w:t>
       </w:r>
     </w:p>
     <w:p>
@@ -1035,7 +1035,7 @@
     </w:p>
     <w:p>
       <w:r>
-        <w:t>Justification for XML updates: the XML data was expanded and synchronized with transformation and API outputs to satisfy required minimum counts and endpoint consistency.</w:t>
+        <w:t>Justification for XML updates: expanded data to meet required counts and keep API outputs consistent.</w:t>
       </w:r>
     </w:p>
     <w:p>
@@ -1076,27 +1076,27 @@
     </w:p>
     <w:p>
       <w:r>
-        <w:t>- Create a fictional festival XML dataset with at least 60 performers and 60 programme events.</w:t>
+        <w:t>- Create festival XML with at least 60 performers and 60 events.</w:t>
       </w:r>
     </w:p>
     <w:p>
       <w:r>
-        <w:t>- Build an XSD schema with pattern, enum, and range restrictions.</w:t>
+        <w:t>- Build XSD with pattern, enum, and range restrictions.</w:t>
       </w:r>
     </w:p>
     <w:p>
       <w:r>
-        <w:t>- Generate XSLT files for XML to JSON endpoint outputs.</w:t>
+        <w:t>- Generate XSLT transformations for JSON endpoint files.</w:t>
       </w:r>
     </w:p>
     <w:p>
       <w:r>
-        <w:t>- Write OpenAPI 3.1 YAML with required GET endpoints, filters, and response codes.</w:t>
+        <w:t>- Write OpenAPI 3.1 with required GET endpoints, filters, and response codes.</w:t>
       </w:r>
     </w:p>
     <w:p>
       <w:r>
-        <w:t>- Check static pages for semantic HTML, metadata, Open Graph, and JSON-LD.</w:t>
+        <w:t>- Validate static pages for semantic HTML, metadata, Open Graph, and JSON-LD.</w:t>
       </w:r>
     </w:p>
     <w:p>
@@ -1109,7 +1109,7 @@
     </w:p>
     <w:p>
       <w:r>
-        <w:t>AI accelerated drafting and repetitive structuring, but manual validation was required for correctness. Final quality depended on human checks of schema consistency, endpoint coverage, and requirement traceability. The most effective approach was iterative prompting with strict verification before accepting outputs.</w:t>
+        <w:t>AI helped with drafts. Manual checks were needed for IDs, schema links, endpoint coverage, and requirement mapping. Final acceptance was based on manual verification, not generated text alone.</w:t>
       </w:r>
     </w:p>
     <w:sectPr>

--- a/documentation/dokumentace.docx
+++ b/documentation/dokumentace.docx
@@ -1,107 +1,7 @@
 
 <file path=word/document.xml><?xml version="1.0" encoding="utf-8"?>
-<w:document xmlns:w="http://schemas.openxmlformats.org/wordprocessingml/2006/main" xmlns:m="http://schemas.openxmlformats.org/officeDocument/2006/math" xmlns:r="http://schemas.openxmlformats.org/officeDocument/2006/relationships" xmlns:o="urn:schemas-microsoft-com:office:office" xmlns:v="urn:schemas-microsoft-com:vml" xmlns:w10="urn:schemas-microsoft-com:office:word" xmlns:a="http://schemas.openxmlformats.org/drawingml/2006/main" xmlns:pic="http://schemas.openxmlformats.org/drawingml/2006/picture" xmlns:wp="http://schemas.openxmlformats.org/drawingml/2006/wordprocessingDrawing">
+<w:document xmlns:w="http://schemas.openxmlformats.org/wordprocessingml/2006/main">
   <w:body>
-    <w:bookmarkStart w:id="28" w:name="Xfe418fd52ef1743512cf24ee9714c78245737c5"/>
-    <w:p>
-      <w:pPr>
-        <w:pStyle w:val="Heading1"/>
-      </w:pPr>
-      <w:r>
-        <w:t xml:space="preserve">Desert Pulse Festival – Project Documentation</w:t>
-      </w:r>
-    </w:p>
-    <w:p>
-      <w:pPr>
-        <w:pStyle w:val="FirstParagraph"/>
-      </w:pPr>
-      <w:r>
-        <w:rPr>
-          <w:b/>
-          <w:bCs/>
-        </w:rPr>
-        <w:t xml:space="preserve">Course:</w:t>
-      </w:r>
-      <w:r>
-        <w:t xml:space="preserve"> </w:t>
-      </w:r>
-      <w:r>
-        <w:t xml:space="preserve">Markup Languages</w:t>
-      </w:r>
-      <w:r>
-        <w:br/>
-      </w:r>
-      <w:r>
-        <w:rPr>
-          <w:b/>
-          <w:bCs/>
-        </w:rPr>
-        <w:t xml:space="preserve">Academic year:</w:t>
-      </w:r>
-      <w:r>
-        <w:t xml:space="preserve"> </w:t>
-      </w:r>
-      <w:r>
-        <w:t xml:space="preserve">2025–2026</w:t>
-      </w:r>
-      <w:r>
-        <w:br/>
-      </w:r>
-      <w:r>
-        <w:rPr>
-          <w:b/>
-          <w:bCs/>
-        </w:rPr>
-        <w:t xml:space="preserve">Project theme:</w:t>
-      </w:r>
-      <w:r>
-        <w:t xml:space="preserve"> </w:t>
-      </w:r>
-      <w:r>
-        <w:t xml:space="preserve">Fictional festival</w:t>
-      </w:r>
-      <w:r>
-        <w:br/>
-      </w:r>
-      <w:r>
-        <w:rPr>
-          <w:b/>
-          <w:bCs/>
-        </w:rPr>
-        <w:t xml:space="preserve">Group members:</w:t>
-      </w:r>
-      <w:r>
-        <w:t xml:space="preserve"> </w:t>
-      </w:r>
-      <w:r>
-        <w:t xml:space="preserve">Add names here before submission</w:t>
-      </w:r>
-      <w:r>
-        <w:br/>
-      </w:r>
-      <w:r>
-        <w:rPr>
-          <w:b/>
-          <w:bCs/>
-        </w:rPr>
-        <w:t xml:space="preserve">Date:</w:t>
-      </w:r>
-      <w:r>
-        <w:t xml:space="preserve"> </w:t>
-      </w:r>
-      <w:r>
-        <w:t xml:space="preserve">27 April 2026</w:t>
-      </w:r>
-    </w:p>
-    <w:bookmarkStart w:id="20" w:name="table-of-contents"/>
-    <w:p>
-      <w:pPr>
-        <w:pStyle w:val="Heading2"/>
-      </w:pPr>
-      <w:r>
-        <w:t xml:space="preserve">Table of contents</w:t>
-      </w:r>
-    </w:p>
     <w:p>
       <w:pPr>
         <w:pStyle w:val="Compact"/>
@@ -111,107 +11,7 @@
         </w:numPr>
       </w:pPr>
       <w:r>
-        <w:t xml:space="preserve">Brief description of the festival</w:t>
-      </w:r>
-    </w:p>
-    <w:p>
-      <w:pPr>
-        <w:pStyle w:val="Compact"/>
-        <w:numPr>
-          <w:ilvl w:val="0"/>
-          <w:numId w:val="1001"/>
-        </w:numPr>
-      </w:pPr>
-      <w:r>
         <w:t xml:space="preserve">Requirements table</w:t>
-      </w:r>
-    </w:p>
-    <w:p>
-      <w:pPr>
-        <w:pStyle w:val="Compact"/>
-        <w:numPr>
-          <w:ilvl w:val="0"/>
-          <w:numId w:val="1001"/>
-        </w:numPr>
-      </w:pPr>
-      <w:r>
-        <w:t xml:space="preserve">Project methodology</w:t>
-      </w:r>
-    </w:p>
-    <w:p>
-      <w:pPr>
-        <w:pStyle w:val="Compact"/>
-        <w:numPr>
-          <w:ilvl w:val="0"/>
-          <w:numId w:val="1001"/>
-        </w:numPr>
-      </w:pPr>
-      <w:r>
-        <w:t xml:space="preserve">Development process</w:t>
-      </w:r>
-    </w:p>
-    <w:p>
-      <w:pPr>
-        <w:pStyle w:val="Compact"/>
-        <w:numPr>
-          <w:ilvl w:val="0"/>
-          <w:numId w:val="1001"/>
-        </w:numPr>
-      </w:pPr>
-      <w:r>
-        <w:t xml:space="preserve">Tools used</w:t>
-      </w:r>
-    </w:p>
-    <w:p>
-      <w:pPr>
-        <w:pStyle w:val="Compact"/>
-        <w:numPr>
-          <w:ilvl w:val="0"/>
-          <w:numId w:val="1001"/>
-        </w:numPr>
-      </w:pPr>
-      <w:r>
-        <w:t xml:space="preserve">Examples of key prompts</w:t>
-      </w:r>
-    </w:p>
-    <w:p>
-      <w:pPr>
-        <w:pStyle w:val="Compact"/>
-        <w:numPr>
-          <w:ilvl w:val="0"/>
-          <w:numId w:val="1001"/>
-        </w:numPr>
-      </w:pPr>
-      <w:r>
-        <w:t xml:space="preserve">Critical evaluation of AI usage</w:t>
-      </w:r>
-    </w:p>
-    <w:bookmarkEnd w:id="20"/>
-    <w:bookmarkStart w:id="21" w:name="brief-description-of-the-festival"/>
-    <w:p>
-      <w:pPr>
-        <w:pStyle w:val="Heading2"/>
-      </w:pPr>
-      <w:r>
-        <w:t xml:space="preserve">1. Brief description of the festival</w:t>
-      </w:r>
-    </w:p>
-    <w:p>
-      <w:pPr>
-        <w:pStyle w:val="FirstParagraph"/>
-      </w:pPr>
-      <w:r>
-        <w:t xml:space="preserve">Desert Pulse Festival is a fictional three-day music and arts festival located in Solara Desert Park, Arizona, USA. The concept combines indie, electronic, hip-hop, ambient, world fusion and experimental music with workshops, artist talks and practical visitor services. The final XML dataset contains four venues, sixty performers and sixty programme events across 17-19 April 2026.</w:t>
-      </w:r>
-    </w:p>
-    <w:bookmarkEnd w:id="21"/>
-    <w:bookmarkStart w:id="22" w:name="list-of-all-requirements"/>
-    <w:p>
-      <w:pPr>
-        <w:pStyle w:val="Heading2"/>
-      </w:pPr>
-      <w:r>
-        <w:t xml:space="preserve">2. List of all requirements</w:t>
       </w:r>
     </w:p>
     <w:tbl>
@@ -724,290 +524,6 @@
         </w:tc>
       </w:tr>
     </w:tbl>
-    <w:bookmarkEnd w:id="22"/>
-    <w:bookmarkStart w:id="23" w:name="project-methodology"/>
-    <w:p>
-      <w:pPr>
-        <w:pStyle w:val="Heading2"/>
-      </w:pPr>
-      <w:r>
-        <w:t xml:space="preserve">3. Project methodology</w:t>
-      </w:r>
-    </w:p>
-    <w:p>
-      <w:pPr>
-        <w:pStyle w:val="FirstParagraph"/>
-      </w:pPr>
-      <w:r>
-        <w:t xml:space="preserve">The project was completed using a data-first method. First, the festival concept and XML data model were expanded. Second, the XML was validated structurally through an XSD schema. Third, REST-style API outputs were designed as JSON files generated from XML by XSLT transformation examples. Fourth, a simple semantic website was created as a static presentation layer. Finally, the documentation mapped every requirement to the relevant file.</w:t>
-      </w:r>
-    </w:p>
-    <w:bookmarkEnd w:id="23"/>
-    <w:bookmarkStart w:id="24" w:name="development-process"/>
-    <w:p>
-      <w:pPr>
-        <w:pStyle w:val="Heading2"/>
-      </w:pPr>
-      <w:r>
-        <w:t xml:space="preserve">4. Development process</w:t>
-      </w:r>
-    </w:p>
-    <w:p>
-      <w:pPr>
-        <w:pStyle w:val="Compact"/>
-        <w:numPr>
-          <w:ilvl w:val="0"/>
-          <w:numId w:val="1002"/>
-        </w:numPr>
-      </w:pPr>
-      <w:r>
-        <w:t xml:space="preserve">Reviewed the original context package and identified that the dataset needed expansion.</w:t>
-      </w:r>
-    </w:p>
-    <w:p>
-      <w:pPr>
-        <w:pStyle w:val="Compact"/>
-        <w:numPr>
-          <w:ilvl w:val="0"/>
-          <w:numId w:val="1002"/>
-        </w:numPr>
-      </w:pPr>
-      <w:r>
-        <w:t xml:space="preserve">Expanded festival.xml to include required venues, performers and events.</w:t>
-      </w:r>
-    </w:p>
-    <w:p>
-      <w:pPr>
-        <w:pStyle w:val="Compact"/>
-        <w:numPr>
-          <w:ilvl w:val="0"/>
-          <w:numId w:val="1002"/>
-        </w:numPr>
-      </w:pPr>
-      <w:r>
-        <w:t xml:space="preserve">Created festival.xsd with explicit comments marking custom restrictions.</w:t>
-      </w:r>
-    </w:p>
-    <w:p>
-      <w:pPr>
-        <w:pStyle w:val="Compact"/>
-        <w:numPr>
-          <w:ilvl w:val="0"/>
-          <w:numId w:val="1002"/>
-        </w:numPr>
-      </w:pPr>
-      <w:r>
-        <w:t xml:space="preserve">Created seven XSLT transformation files and seven JSON outputs corresponding to required GET endpoints.</w:t>
-      </w:r>
-    </w:p>
-    <w:p>
-      <w:pPr>
-        <w:pStyle w:val="Compact"/>
-        <w:numPr>
-          <w:ilvl w:val="0"/>
-          <w:numId w:val="1002"/>
-        </w:numPr>
-      </w:pPr>
-      <w:r>
-        <w:t xml:space="preserve">Created JSON Schema files matching the JSON outputs.</w:t>
-      </w:r>
-    </w:p>
-    <w:p>
-      <w:pPr>
-        <w:pStyle w:val="Compact"/>
-        <w:numPr>
-          <w:ilvl w:val="0"/>
-          <w:numId w:val="1002"/>
-        </w:numPr>
-      </w:pPr>
-      <w:r>
-        <w:t xml:space="preserve">Created openapi.yaml using OpenAPI 3.1.0 with paths, parameters and 200/400/404 responses.</w:t>
-      </w:r>
-    </w:p>
-    <w:p>
-      <w:pPr>
-        <w:pStyle w:val="Compact"/>
-        <w:numPr>
-          <w:ilvl w:val="0"/>
-          <w:numId w:val="1002"/>
-        </w:numPr>
-      </w:pPr>
-      <w:r>
-        <w:t xml:space="preserve">Created four HTML pages and a single external CSS stylesheet.</w:t>
-      </w:r>
-    </w:p>
-    <w:p>
-      <w:pPr>
-        <w:pStyle w:val="Compact"/>
-        <w:numPr>
-          <w:ilvl w:val="0"/>
-          <w:numId w:val="1002"/>
-        </w:numPr>
-      </w:pPr>
-      <w:r>
-        <w:t xml:space="preserve">Prepared this documentation and final folder structure.</w:t>
-      </w:r>
-    </w:p>
-    <w:bookmarkEnd w:id="24"/>
-    <w:bookmarkStart w:id="25" w:name="tools-used-including-versions"/>
-    <w:p>
-      <w:pPr>
-        <w:pStyle w:val="Heading2"/>
-      </w:pPr>
-      <w:r>
-        <w:t xml:space="preserve">5. Tools used, including versions</w:t>
-      </w:r>
-    </w:p>
-    <w:p>
-      <w:pPr>
-        <w:pStyle w:val="Compact"/>
-        <w:numPr>
-          <w:ilvl w:val="0"/>
-          <w:numId w:val="1003"/>
-        </w:numPr>
-      </w:pPr>
-      <w:r>
-        <w:t xml:space="preserve">ChatGPT, GPT-5.5 Thinking, used for generation and consistency checking.</w:t>
-      </w:r>
-    </w:p>
-    <w:p>
-      <w:pPr>
-        <w:pStyle w:val="Compact"/>
-        <w:numPr>
-          <w:ilvl w:val="0"/>
-          <w:numId w:val="1003"/>
-        </w:numPr>
-      </w:pPr>
-      <w:r>
-        <w:t xml:space="preserve">Visual Studio Code or similar editor for manual editing.</w:t>
-      </w:r>
-    </w:p>
-    <w:p>
-      <w:pPr>
-        <w:pStyle w:val="Compact"/>
-        <w:numPr>
-          <w:ilvl w:val="0"/>
-          <w:numId w:val="1003"/>
-        </w:numPr>
-      </w:pPr>
-      <w:r>
-        <w:t xml:space="preserve">Python 3.13.5 for generating static files and verifying JSON/XML syntax.</w:t>
-      </w:r>
-    </w:p>
-    <w:p>
-      <w:pPr>
-        <w:pStyle w:val="Compact"/>
-        <w:numPr>
-          <w:ilvl w:val="0"/>
-          <w:numId w:val="1003"/>
-        </w:numPr>
-      </w:pPr>
-      <w:r>
-        <w:t xml:space="preserve">LibreOffice for DOCX rendering/conversion.</w:t>
-      </w:r>
-    </w:p>
-    <w:p>
-      <w:pPr>
-        <w:pStyle w:val="Compact"/>
-        <w:numPr>
-          <w:ilvl w:val="0"/>
-          <w:numId w:val="1003"/>
-        </w:numPr>
-      </w:pPr>
-      <w:r>
-        <w:t xml:space="preserve">Browser developer tools for checking static HTML pages.</w:t>
-      </w:r>
-    </w:p>
-    <w:bookmarkEnd w:id="25"/>
-    <w:bookmarkStart w:id="26" w:name="examples-of-key-prompts"/>
-    <w:p>
-      <w:pPr>
-        <w:pStyle w:val="Heading2"/>
-      </w:pPr>
-      <w:r>
-        <w:t xml:space="preserve">6. Examples of key prompts</w:t>
-      </w:r>
-    </w:p>
-    <w:p>
-      <w:pPr>
-        <w:pStyle w:val="Compact"/>
-        <w:numPr>
-          <w:ilvl w:val="0"/>
-          <w:numId w:val="1004"/>
-        </w:numPr>
-      </w:pPr>
-      <w:r>
-        <w:t xml:space="preserve">Generate a fictional festival XML dataset with at least 60 performers and 60 programme events.</w:t>
-      </w:r>
-    </w:p>
-    <w:p>
-      <w:pPr>
-        <w:pStyle w:val="Compact"/>
-        <w:numPr>
-          <w:ilvl w:val="0"/>
-          <w:numId w:val="1004"/>
-        </w:numPr>
-      </w:pPr>
-      <w:r>
-        <w:t xml:space="preserve">Create an XSD schema for the festival XML and add custom restrictions using pattern, enum and range.</w:t>
-      </w:r>
-    </w:p>
-    <w:p>
-      <w:pPr>
-        <w:pStyle w:val="Compact"/>
-        <w:numPr>
-          <w:ilvl w:val="0"/>
-          <w:numId w:val="1004"/>
-        </w:numPr>
-      </w:pPr>
-      <w:r>
-        <w:t xml:space="preserve">Create XSLT files that transform festival.xml into JSON outputs for seven REST API endpoints.</w:t>
-      </w:r>
-    </w:p>
-    <w:p>
-      <w:pPr>
-        <w:pStyle w:val="Compact"/>
-        <w:numPr>
-          <w:ilvl w:val="0"/>
-          <w:numId w:val="1004"/>
-        </w:numPr>
-      </w:pPr>
-      <w:r>
-        <w:t xml:space="preserve">Create OpenAPI 3.1 YAML for GET-only festival API endpoints with filters and pagination.</w:t>
-      </w:r>
-    </w:p>
-    <w:p>
-      <w:pPr>
-        <w:pStyle w:val="Compact"/>
-        <w:numPr>
-          <w:ilvl w:val="0"/>
-          <w:numId w:val="1004"/>
-        </w:numPr>
-      </w:pPr>
-      <w:r>
-        <w:t xml:space="preserve">Create semantic HTML pages for a festival website with metadata, Open Graph and JSON-LD.</w:t>
-      </w:r>
-    </w:p>
-    <w:bookmarkEnd w:id="26"/>
-    <w:bookmarkStart w:id="27" w:name="critical-evaluation-of-ai-usage"/>
-    <w:p>
-      <w:pPr>
-        <w:pStyle w:val="Heading2"/>
-      </w:pPr>
-      <w:r>
-        <w:t xml:space="preserve">7. Critical evaluation of AI usage</w:t>
-      </w:r>
-    </w:p>
-    <w:p>
-      <w:pPr>
-        <w:pStyle w:val="FirstParagraph"/>
-      </w:pPr>
-      <w:r>
-        <w:t xml:space="preserve">AI was useful for quickly expanding repetitive structured data, drafting schemas and producing consistent website/API files. However, the AI output still required human review. The group must verify that all generated IDs match, that JSON files are valid, that XSLT outputs do not contain comma errors, and that the documentation follows the exact Moodle template. AI helped with structure and speed, but the final responsibility for correctness, originality and submission quality remains with the students.</w:t>
-      </w:r>
-    </w:p>
-    <w:bookmarkEnd w:id="27"/>
-    <w:bookmarkEnd w:id="28"/>
     <w:sectPr/>
   </w:body>
 </w:document>
